--- a/Courses/Software-Sciences/IT-Module-3-Web-Design/17-Practical-Project-Defense/17-Practical-Project-Defense.docx
+++ b/Courses/Software-Sciences/IT-Module-3-Web-Design/17-Practical-Project-Defense/17-Practical-Project-Defense.docx
@@ -1,6 +1,6 @@
 
 <file path=word/document.xml><?xml version="1.0" encoding="utf-8"?>
-<w:document xmlns:wpc="http://schemas.microsoft.com/office/word/2010/wordprocessingCanvas" xmlns:cx="http://schemas.microsoft.com/office/drawing/2014/chartex" xmlns:cx1="http://schemas.microsoft.com/office/drawing/2015/9/8/chartex" xmlns:cx2="http://schemas.microsoft.com/office/drawing/2015/10/21/chartex" xmlns:cx3="http://schemas.microsoft.com/office/drawing/2016/5/9/chartex" xmlns:cx4="http://schemas.microsoft.com/office/drawing/2016/5/10/chartex" xmlns:cx5="http://schemas.microsoft.com/office/drawing/2016/5/11/chartex" xmlns:cx6="http://schemas.microsoft.com/office/drawing/2016/5/12/chartex" xmlns:cx7="http://schemas.microsoft.com/office/drawing/2016/5/13/chartex" xmlns:cx8="http://schemas.microsoft.com/office/drawing/2016/5/14/chartex" xmlns:mc="http://schemas.openxmlformats.org/markup-compatibility/2006" xmlns:aink="http://schemas.microsoft.com/office/drawing/2016/ink" xmlns:am3d="http://schemas.microsoft.com/office/drawing/2017/model3d" xmlns:o="urn:schemas-microsoft-com:office:office" xmlns:oel="http://schemas.microsoft.com/office/2019/extlst" xmlns:r="http://schemas.openxmlformats.org/officeDocument/2006/relationships" xmlns:m="http://schemas.openxmlformats.org/officeDocument/2006/math" xmlns:v="urn:schemas-microsoft-com:vml" xmlns:wp14="http://schemas.microsoft.com/office/word/2010/wordprocessingDrawing" xmlns:wp="http://schemas.openxmlformats.org/drawingml/2006/wordprocessingDrawing" xmlns:w10="urn:schemas-microsoft-com:office:word" xmlns:w="http://schemas.openxmlformats.org/wordprocessingml/2006/main" xmlns:w14="http://schemas.microsoft.com/office/word/2010/wordml" xmlns:w15="http://schemas.microsoft.com/office/word/2012/wordml" xmlns:w16cex="http://schemas.microsoft.com/office/word/2018/wordml/cex" xmlns:w16cid="http://schemas.microsoft.com/office/word/2016/wordml/cid" xmlns:w16="http://schemas.microsoft.com/office/word/2018/wordml" xmlns:w16sdtdh="http://schemas.microsoft.com/office/word/2020/wordml/sdtdatahash" xmlns:w16se="http://schemas.microsoft.com/office/word/2015/wordml/symex" xmlns:wpg="http://schemas.microsoft.com/office/word/2010/wordprocessingGroup" xmlns:wpi="http://schemas.microsoft.com/office/word/2010/wordprocessingInk" xmlns:wne="http://schemas.microsoft.com/office/word/2006/wordml" xmlns:wps="http://schemas.microsoft.com/office/word/2010/wordprocessingShape" mc:Ignorable="w14 w15 w16se w16cid w16 w16cex w16sdtdh wp14">
+<w:document xmlns:wpc="http://schemas.microsoft.com/office/word/2010/wordprocessingCanvas" xmlns:cx="http://schemas.microsoft.com/office/drawing/2014/chartex" xmlns:cx1="http://schemas.microsoft.com/office/drawing/2015/9/8/chartex" xmlns:cx2="http://schemas.microsoft.com/office/drawing/2015/10/21/chartex" xmlns:cx3="http://schemas.microsoft.com/office/drawing/2016/5/9/chartex" xmlns:cx4="http://schemas.microsoft.com/office/drawing/2016/5/10/chartex" xmlns:cx5="http://schemas.microsoft.com/office/drawing/2016/5/11/chartex" xmlns:cx6="http://schemas.microsoft.com/office/drawing/2016/5/12/chartex" xmlns:cx7="http://schemas.microsoft.com/office/drawing/2016/5/13/chartex" xmlns:cx8="http://schemas.microsoft.com/office/drawing/2016/5/14/chartex" xmlns:mc="http://schemas.openxmlformats.org/markup-compatibility/2006" xmlns:aink="http://schemas.microsoft.com/office/drawing/2016/ink" xmlns:am3d="http://schemas.microsoft.com/office/drawing/2017/model3d" xmlns:o="urn:schemas-microsoft-com:office:office" xmlns:oel="http://schemas.microsoft.com/office/2019/extlst" xmlns:r="http://schemas.openxmlformats.org/officeDocument/2006/relationships" xmlns:m="http://schemas.openxmlformats.org/officeDocument/2006/math" xmlns:v="urn:schemas-microsoft-com:vml" xmlns:wp14="http://schemas.microsoft.com/office/word/2010/wordprocessingDrawing" xmlns:wp="http://schemas.openxmlformats.org/drawingml/2006/wordprocessingDrawing" xmlns:w10="urn:schemas-microsoft-com:office:word" xmlns:w="http://schemas.openxmlformats.org/wordprocessingml/2006/main" xmlns:w14="http://schemas.microsoft.com/office/word/2010/wordml" xmlns:w15="http://schemas.microsoft.com/office/word/2012/wordml" xmlns:w16cex="http://schemas.microsoft.com/office/word/2018/wordml/cex" xmlns:w16cid="http://schemas.microsoft.com/office/word/2016/wordml/cid" xmlns:w16="http://schemas.microsoft.com/office/word/2018/wordml" xmlns:w16du="http://schemas.microsoft.com/office/word/2023/wordml/word16du" xmlns:w16sdtdh="http://schemas.microsoft.com/office/word/2020/wordml/sdtdatahash" xmlns:w16se="http://schemas.microsoft.com/office/word/2015/wordml/symex" xmlns:wpg="http://schemas.microsoft.com/office/word/2010/wordprocessingGroup" xmlns:wpi="http://schemas.microsoft.com/office/word/2010/wordprocessingInk" xmlns:wne="http://schemas.microsoft.com/office/word/2006/wordml" xmlns:wps="http://schemas.microsoft.com/office/word/2010/wordprocessingShape" mc:Ignorable="w14 w15 w16se w16cid w16 w16cex w16sdtdh w16du wp14">
   <w:body>
     <w:p>
       <w:pPr>
@@ -53,7 +53,7 @@
           <w:noProof/>
         </w:rPr>
         <w:drawing>
-          <wp:inline distT="0" distB="0" distL="0" distR="0" wp14:anchorId="73F5C6D6" wp14:editId="2BEC82A2">
+          <wp:inline distT="0" distB="0" distL="0" distR="0" wp14:anchorId="73F5C6D6" wp14:editId="734B2C82">
             <wp:extent cx="1065886" cy="497260"/>
             <wp:effectExtent l="0" t="0" r="1270" b="0"/>
             <wp:docPr id="470543985" name="Picture 1"/>
@@ -110,7 +110,7 @@
         </w:numPr>
         <w:rPr>
           <w:rFonts w:ascii="Calibri" w:hAnsi="Calibri" w:cs="Calibri"/>
-          <w:lang w:val="en-US"/>
+          <w:lang/>
         </w:rPr>
       </w:pPr>
       <w:r>
@@ -122,7 +122,7 @@
       <w:r>
         <w:rPr>
           <w:rFonts w:ascii="Calibri" w:hAnsi="Calibri" w:cs="Calibri"/>
-          <w:lang w:val="en-US"/>
+          <w:lang/>
         </w:rPr>
         <w:t>:</w:t>
       </w:r>
@@ -134,6 +134,7 @@
           <w:lang w:val="bg-BG"/>
         </w:rPr>
       </w:pPr>
+      <w:commentRangeStart w:id="0"/>
       <w:r>
         <w:rPr>
           <w:rFonts w:ascii="Calibri" w:hAnsi="Calibri" w:cs="Calibri"/>
@@ -156,6 +157,15 @@
           <w:lang w:val="bg-BG"/>
         </w:rPr>
         <w:t xml:space="preserve"> пред класа.</w:t>
+      </w:r>
+      <w:commentRangeEnd w:id="0"/>
+      <w:r>
+        <w:rPr>
+          <w:rStyle w:val="CommentReference"/>
+          <w:rFonts w:asciiTheme="minorHAnsi" w:eastAsiaTheme="minorHAnsi" w:hAnsiTheme="minorHAnsi" w:cstheme="minorBidi"/>
+          <w:lang w:val="en-US" w:eastAsia="en-US"/>
+        </w:rPr>
+        <w:commentReference w:id="0"/>
       </w:r>
     </w:p>
     <w:p>
@@ -869,13 +879,14 @@
       <w:r>
         <w:rPr>
           <w:rFonts w:ascii="Calibri" w:hAnsi="Calibri" w:cs="Calibri"/>
+          <w:lang w:val="bg-BG"/>
         </w:rPr>
         <w:t>.</w:t>
       </w:r>
     </w:p>
     <w:sectPr>
-      <w:headerReference w:type="default" r:id="rId9"/>
-      <w:footerReference w:type="default" r:id="rId10"/>
+      <w:headerReference w:type="default" r:id="rId13"/>
+      <w:footerReference w:type="default" r:id="rId14"/>
       <w:pgSz w:w="11909" w:h="16834" w:code="9"/>
       <w:pgMar w:top="567" w:right="737" w:bottom="680" w:left="737" w:header="567" w:footer="510" w:gutter="0"/>
       <w:cols w:space="720"/>
@@ -885,8 +896,50 @@
 </w:document>
 </file>
 
+<file path=word/comments.xml><?xml version="1.0" encoding="utf-8"?>
+<w:comments xmlns:wpc="http://schemas.microsoft.com/office/word/2010/wordprocessingCanvas" xmlns:cx="http://schemas.microsoft.com/office/drawing/2014/chartex" xmlns:cx1="http://schemas.microsoft.com/office/drawing/2015/9/8/chartex" xmlns:cx2="http://schemas.microsoft.com/office/drawing/2015/10/21/chartex" xmlns:cx3="http://schemas.microsoft.com/office/drawing/2016/5/9/chartex" xmlns:cx4="http://schemas.microsoft.com/office/drawing/2016/5/10/chartex" xmlns:cx5="http://schemas.microsoft.com/office/drawing/2016/5/11/chartex" xmlns:cx6="http://schemas.microsoft.com/office/drawing/2016/5/12/chartex" xmlns:cx7="http://schemas.microsoft.com/office/drawing/2016/5/13/chartex" xmlns:cx8="http://schemas.microsoft.com/office/drawing/2016/5/14/chartex" xmlns:mc="http://schemas.openxmlformats.org/markup-compatibility/2006" xmlns:aink="http://schemas.microsoft.com/office/drawing/2016/ink" xmlns:am3d="http://schemas.microsoft.com/office/drawing/2017/model3d" xmlns:o="urn:schemas-microsoft-com:office:office" xmlns:oel="http://schemas.microsoft.com/office/2019/extlst" xmlns:r="http://schemas.openxmlformats.org/officeDocument/2006/relationships" xmlns:m="http://schemas.openxmlformats.org/officeDocument/2006/math" xmlns:v="urn:schemas-microsoft-com:vml" xmlns:wp14="http://schemas.microsoft.com/office/word/2010/wordprocessingDrawing" xmlns:wp="http://schemas.openxmlformats.org/drawingml/2006/wordprocessingDrawing" xmlns:w10="urn:schemas-microsoft-com:office:word" xmlns:w="http://schemas.openxmlformats.org/wordprocessingml/2006/main" xmlns:w14="http://schemas.microsoft.com/office/word/2010/wordml" xmlns:w15="http://schemas.microsoft.com/office/word/2012/wordml" xmlns:w16cex="http://schemas.microsoft.com/office/word/2018/wordml/cex" xmlns:w16cid="http://schemas.microsoft.com/office/word/2016/wordml/cid" xmlns:w16="http://schemas.microsoft.com/office/word/2018/wordml" xmlns:w16du="http://schemas.microsoft.com/office/word/2023/wordml/word16du" xmlns:w16sdtdh="http://schemas.microsoft.com/office/word/2020/wordml/sdtdatahash" xmlns:w16se="http://schemas.microsoft.com/office/word/2015/wordml/symex" xmlns:wpg="http://schemas.microsoft.com/office/word/2010/wordprocessingGroup" xmlns:wpi="http://schemas.microsoft.com/office/word/2010/wordprocessingInk" xmlns:wne="http://schemas.microsoft.com/office/word/2006/wordml" xmlns:wps="http://schemas.microsoft.com/office/word/2010/wordprocessingShape" mc:Ignorable="w14 w15 w16se w16cid w16 w16cex w16sdtdh w16du wp14">
+  <w:comment w:id="0" w:author="Zaraliev" w:date="2026-08-03T18:46:00Z" w:initials="KZ">
+    <w:p>
+      <w:pPr>
+        <w:pStyle w:val="CommentText"/>
+      </w:pPr>
+      <w:r>
+        <w:rPr>
+          <w:rStyle w:val="CommentReference"/>
+        </w:rPr>
+        <w:annotationRef/>
+      </w:r>
+      <w:r>
+        <w:rPr>
+          <w:lang w:val="bg-BG"/>
+        </w:rPr>
+        <w:t>Да бъде под формата на документ/презентация</w:t>
+      </w:r>
+    </w:p>
+  </w:comment>
+</w:comments>
+</file>
+
+<file path=word/commentsExtended.xml><?xml version="1.0" encoding="utf-8"?>
+<w15:commentsEx xmlns:wpc="http://schemas.microsoft.com/office/word/2010/wordprocessingCanvas" xmlns:cx="http://schemas.microsoft.com/office/drawing/2014/chartex" xmlns:cx1="http://schemas.microsoft.com/office/drawing/2015/9/8/chartex" xmlns:cx2="http://schemas.microsoft.com/office/drawing/2015/10/21/chartex" xmlns:cx3="http://schemas.microsoft.com/office/drawing/2016/5/9/chartex" xmlns:cx4="http://schemas.microsoft.com/office/drawing/2016/5/10/chartex" xmlns:cx5="http://schemas.microsoft.com/office/drawing/2016/5/11/chartex" xmlns:cx6="http://schemas.microsoft.com/office/drawing/2016/5/12/chartex" xmlns:cx7="http://schemas.microsoft.com/office/drawing/2016/5/13/chartex" xmlns:cx8="http://schemas.microsoft.com/office/drawing/2016/5/14/chartex" xmlns:mc="http://schemas.openxmlformats.org/markup-compatibility/2006" xmlns:aink="http://schemas.microsoft.com/office/drawing/2016/ink" xmlns:am3d="http://schemas.microsoft.com/office/drawing/2017/model3d" xmlns:o="urn:schemas-microsoft-com:office:office" xmlns:oel="http://schemas.microsoft.com/office/2019/extlst" xmlns:r="http://schemas.openxmlformats.org/officeDocument/2006/relationships" xmlns:m="http://schemas.openxmlformats.org/officeDocument/2006/math" xmlns:v="urn:schemas-microsoft-com:vml" xmlns:wp14="http://schemas.microsoft.com/office/word/2010/wordprocessingDrawing" xmlns:wp="http://schemas.openxmlformats.org/drawingml/2006/wordprocessingDrawing" xmlns:w10="urn:schemas-microsoft-com:office:word" xmlns:w="http://schemas.openxmlformats.org/wordprocessingml/2006/main" xmlns:w14="http://schemas.microsoft.com/office/word/2010/wordml" xmlns:w15="http://schemas.microsoft.com/office/word/2012/wordml" xmlns:w16cex="http://schemas.microsoft.com/office/word/2018/wordml/cex" xmlns:w16cid="http://schemas.microsoft.com/office/word/2016/wordml/cid" xmlns:w16="http://schemas.microsoft.com/office/word/2018/wordml" xmlns:w16du="http://schemas.microsoft.com/office/word/2023/wordml/word16du" xmlns:w16sdtdh="http://schemas.microsoft.com/office/word/2020/wordml/sdtdatahash" xmlns:w16se="http://schemas.microsoft.com/office/word/2015/wordml/symex" xmlns:wpg="http://schemas.microsoft.com/office/word/2010/wordprocessingGroup" xmlns:wpi="http://schemas.microsoft.com/office/word/2010/wordprocessingInk" xmlns:wne="http://schemas.microsoft.com/office/word/2006/wordml" xmlns:wps="http://schemas.microsoft.com/office/word/2010/wordprocessingShape" mc:Ignorable="w14 w15 w16se w16cid w16 w16cex w16sdtdh w16du wp14">
+  <w15:commentEx w15:paraId="27BA02FA" w15:done="0"/>
+</w15:commentsEx>
+</file>
+
+<file path=word/commentsExtensible.xml><?xml version="1.0" encoding="utf-8"?>
+<w16cex:commentsExtensible xmlns:wpc="http://schemas.microsoft.com/office/word/2010/wordprocessingCanvas" xmlns:cx="http://schemas.microsoft.com/office/drawing/2014/chartex" xmlns:cx1="http://schemas.microsoft.com/office/drawing/2015/9/8/chartex" xmlns:cx2="http://schemas.microsoft.com/office/drawing/2015/10/21/chartex" xmlns:cx3="http://schemas.microsoft.com/office/drawing/2016/5/9/chartex" xmlns:cx4="http://schemas.microsoft.com/office/drawing/2016/5/10/chartex" xmlns:cx5="http://schemas.microsoft.com/office/drawing/2016/5/11/chartex" xmlns:cx6="http://schemas.microsoft.com/office/drawing/2016/5/12/chartex" xmlns:cx7="http://schemas.microsoft.com/office/drawing/2016/5/13/chartex" xmlns:cx8="http://schemas.microsoft.com/office/drawing/2016/5/14/chartex" xmlns:cr="http://schemas.microsoft.com/office/comments/2020/reactions" xmlns:mc="http://schemas.openxmlformats.org/markup-compatibility/2006" xmlns:aink="http://schemas.microsoft.com/office/drawing/2016/ink" xmlns:am3d="http://schemas.microsoft.com/office/drawing/2017/model3d" xmlns:o="urn:schemas-microsoft-com:office:office" xmlns:oel="http://schemas.microsoft.com/office/2019/extlst" xmlns:r="http://schemas.openxmlformats.org/officeDocument/2006/relationships" xmlns:m="http://schemas.openxmlformats.org/officeDocument/2006/math" xmlns:v="urn:schemas-microsoft-com:vml" xmlns:wp14="http://schemas.microsoft.com/office/word/2010/wordprocessingDrawing" xmlns:wp="http://schemas.openxmlformats.org/drawingml/2006/wordprocessingDrawing" xmlns:w10="urn:schemas-microsoft-com:office:word" xmlns:w="http://schemas.openxmlformats.org/wordprocessingml/2006/main" xmlns:w14="http://schemas.microsoft.com/office/word/2010/wordml" xmlns:w15="http://schemas.microsoft.com/office/word/2012/wordml" xmlns:w16cex="http://schemas.microsoft.com/office/word/2018/wordml/cex" xmlns:w16cid="http://schemas.microsoft.com/office/word/2016/wordml/cid" xmlns:w16="http://schemas.microsoft.com/office/word/2018/wordml" xmlns:w16du="http://schemas.microsoft.com/office/word/2023/wordml/word16du" xmlns:w16sdtdh="http://schemas.microsoft.com/office/word/2020/wordml/sdtdatahash" xmlns:w16se="http://schemas.microsoft.com/office/word/2015/wordml/symex" xmlns:wpg="http://schemas.microsoft.com/office/word/2010/wordprocessingGroup" xmlns:wpi="http://schemas.microsoft.com/office/word/2010/wordprocessingInk" xmlns:wne="http://schemas.microsoft.com/office/word/2006/wordml" xmlns:wps="http://schemas.microsoft.com/office/word/2010/wordprocessingShape" mc:Ignorable="w14 w15 w16se w16cid w16 w16cex w16sdtdh cr w16du wp14">
+  <w16cex:commentExtensible w16cex:durableId="494384D4" w16cex:dateUtc="2026-08-03T15:46:00Z"/>
+</w16cex:commentsExtensible>
+</file>
+
+<file path=word/commentsIds.xml><?xml version="1.0" encoding="utf-8"?>
+<w16cid:commentsIds xmlns:wpc="http://schemas.microsoft.com/office/word/2010/wordprocessingCanvas" xmlns:cx="http://schemas.microsoft.com/office/drawing/2014/chartex" xmlns:cx1="http://schemas.microsoft.com/office/drawing/2015/9/8/chartex" xmlns:cx2="http://schemas.microsoft.com/office/drawing/2015/10/21/chartex" xmlns:cx3="http://schemas.microsoft.com/office/drawing/2016/5/9/chartex" xmlns:cx4="http://schemas.microsoft.com/office/drawing/2016/5/10/chartex" xmlns:cx5="http://schemas.microsoft.com/office/drawing/2016/5/11/chartex" xmlns:cx6="http://schemas.microsoft.com/office/drawing/2016/5/12/chartex" xmlns:cx7="http://schemas.microsoft.com/office/drawing/2016/5/13/chartex" xmlns:cx8="http://schemas.microsoft.com/office/drawing/2016/5/14/chartex" xmlns:mc="http://schemas.openxmlformats.org/markup-compatibility/2006" xmlns:aink="http://schemas.microsoft.com/office/drawing/2016/ink" xmlns:am3d="http://schemas.microsoft.com/office/drawing/2017/model3d" xmlns:o="urn:schemas-microsoft-com:office:office" xmlns:oel="http://schemas.microsoft.com/office/2019/extlst" xmlns:r="http://schemas.openxmlformats.org/officeDocument/2006/relationships" xmlns:m="http://schemas.openxmlformats.org/officeDocument/2006/math" xmlns:v="urn:schemas-microsoft-com:vml" xmlns:wp14="http://schemas.microsoft.com/office/word/2010/wordprocessingDrawing" xmlns:wp="http://schemas.openxmlformats.org/drawingml/2006/wordprocessingDrawing" xmlns:w10="urn:schemas-microsoft-com:office:word" xmlns:w="http://schemas.openxmlformats.org/wordprocessingml/2006/main" xmlns:w14="http://schemas.microsoft.com/office/word/2010/wordml" xmlns:w15="http://schemas.microsoft.com/office/word/2012/wordml" xmlns:w16cex="http://schemas.microsoft.com/office/word/2018/wordml/cex" xmlns:w16cid="http://schemas.microsoft.com/office/word/2016/wordml/cid" xmlns:w16="http://schemas.microsoft.com/office/word/2018/wordml" xmlns:w16du="http://schemas.microsoft.com/office/word/2023/wordml/word16du" xmlns:w16sdtdh="http://schemas.microsoft.com/office/word/2020/wordml/sdtdatahash" xmlns:w16se="http://schemas.microsoft.com/office/word/2015/wordml/symex" xmlns:wpg="http://schemas.microsoft.com/office/word/2010/wordprocessingGroup" xmlns:wpi="http://schemas.microsoft.com/office/word/2010/wordprocessingInk" xmlns:wne="http://schemas.microsoft.com/office/word/2006/wordml" xmlns:wps="http://schemas.microsoft.com/office/word/2010/wordprocessingShape" mc:Ignorable="w14 w15 w16se w16cid w16 w16cex w16sdtdh w16du wp14">
+  <w16cid:commentId w16cid:paraId="27BA02FA" w16cid:durableId="494384D4"/>
+</w16cid:commentsIds>
+</file>
+
 <file path=word/endnotes.xml><?xml version="1.0" encoding="utf-8"?>
-<w:endnotes xmlns:wpc="http://schemas.microsoft.com/office/word/2010/wordprocessingCanvas" xmlns:cx="http://schemas.microsoft.com/office/drawing/2014/chartex" xmlns:cx1="http://schemas.microsoft.com/office/drawing/2015/9/8/chartex" xmlns:cx2="http://schemas.microsoft.com/office/drawing/2015/10/21/chartex" xmlns:cx3="http://schemas.microsoft.com/office/drawing/2016/5/9/chartex" xmlns:cx4="http://schemas.microsoft.com/office/drawing/2016/5/10/chartex" xmlns:cx5="http://schemas.microsoft.com/office/drawing/2016/5/11/chartex" xmlns:cx6="http://schemas.microsoft.com/office/drawing/2016/5/12/chartex" xmlns:cx7="http://schemas.microsoft.com/office/drawing/2016/5/13/chartex" xmlns:cx8="http://schemas.microsoft.com/office/drawing/2016/5/14/chartex" xmlns:mc="http://schemas.openxmlformats.org/markup-compatibility/2006" xmlns:aink="http://schemas.microsoft.com/office/drawing/2016/ink" xmlns:am3d="http://schemas.microsoft.com/office/drawing/2017/model3d" xmlns:o="urn:schemas-microsoft-com:office:office" xmlns:oel="http://schemas.microsoft.com/office/2019/extlst" xmlns:r="http://schemas.openxmlformats.org/officeDocument/2006/relationships" xmlns:m="http://schemas.openxmlformats.org/officeDocument/2006/math" xmlns:v="urn:schemas-microsoft-com:vml" xmlns:wp14="http://schemas.microsoft.com/office/word/2010/wordprocessingDrawing" xmlns:wp="http://schemas.openxmlformats.org/drawingml/2006/wordprocessingDrawing" xmlns:w10="urn:schemas-microsoft-com:office:word" xmlns:w="http://schemas.openxmlformats.org/wordprocessingml/2006/main" xmlns:w14="http://schemas.microsoft.com/office/word/2010/wordml" xmlns:w15="http://schemas.microsoft.com/office/word/2012/wordml" xmlns:w16cex="http://schemas.microsoft.com/office/word/2018/wordml/cex" xmlns:w16cid="http://schemas.microsoft.com/office/word/2016/wordml/cid" xmlns:w16="http://schemas.microsoft.com/office/word/2018/wordml" xmlns:w16sdtdh="http://schemas.microsoft.com/office/word/2020/wordml/sdtdatahash" xmlns:w16se="http://schemas.microsoft.com/office/word/2015/wordml/symex" xmlns:wpg="http://schemas.microsoft.com/office/word/2010/wordprocessingGroup" xmlns:wpi="http://schemas.microsoft.com/office/word/2010/wordprocessingInk" xmlns:wne="http://schemas.microsoft.com/office/word/2006/wordml" xmlns:wps="http://schemas.microsoft.com/office/word/2010/wordprocessingShape" mc:Ignorable="w14 w15 w16se w16cid w16 w16cex w16sdtdh wp14">
+<w:endnotes xmlns:wpc="http://schemas.microsoft.com/office/word/2010/wordprocessingCanvas" xmlns:cx="http://schemas.microsoft.com/office/drawing/2014/chartex" xmlns:cx1="http://schemas.microsoft.com/office/drawing/2015/9/8/chartex" xmlns:cx2="http://schemas.microsoft.com/office/drawing/2015/10/21/chartex" xmlns:cx3="http://schemas.microsoft.com/office/drawing/2016/5/9/chartex" xmlns:cx4="http://schemas.microsoft.com/office/drawing/2016/5/10/chartex" xmlns:cx5="http://schemas.microsoft.com/office/drawing/2016/5/11/chartex" xmlns:cx6="http://schemas.microsoft.com/office/drawing/2016/5/12/chartex" xmlns:cx7="http://schemas.microsoft.com/office/drawing/2016/5/13/chartex" xmlns:cx8="http://schemas.microsoft.com/office/drawing/2016/5/14/chartex" xmlns:mc="http://schemas.openxmlformats.org/markup-compatibility/2006" xmlns:aink="http://schemas.microsoft.com/office/drawing/2016/ink" xmlns:am3d="http://schemas.microsoft.com/office/drawing/2017/model3d" xmlns:o="urn:schemas-microsoft-com:office:office" xmlns:oel="http://schemas.microsoft.com/office/2019/extlst" xmlns:r="http://schemas.openxmlformats.org/officeDocument/2006/relationships" xmlns:m="http://schemas.openxmlformats.org/officeDocument/2006/math" xmlns:v="urn:schemas-microsoft-com:vml" xmlns:wp14="http://schemas.microsoft.com/office/word/2010/wordprocessingDrawing" xmlns:wp="http://schemas.openxmlformats.org/drawingml/2006/wordprocessingDrawing" xmlns:w10="urn:schemas-microsoft-com:office:word" xmlns:w="http://schemas.openxmlformats.org/wordprocessingml/2006/main" xmlns:w14="http://schemas.microsoft.com/office/word/2010/wordml" xmlns:w15="http://schemas.microsoft.com/office/word/2012/wordml" xmlns:w16cex="http://schemas.microsoft.com/office/word/2018/wordml/cex" xmlns:w16cid="http://schemas.microsoft.com/office/word/2016/wordml/cid" xmlns:w16="http://schemas.microsoft.com/office/word/2018/wordml" xmlns:w16du="http://schemas.microsoft.com/office/word/2023/wordml/word16du" xmlns:w16sdtdh="http://schemas.microsoft.com/office/word/2020/wordml/sdtdatahash" xmlns:w16se="http://schemas.microsoft.com/office/word/2015/wordml/symex" xmlns:wpg="http://schemas.microsoft.com/office/word/2010/wordprocessingGroup" xmlns:wpi="http://schemas.microsoft.com/office/word/2010/wordprocessingInk" xmlns:wne="http://schemas.microsoft.com/office/word/2006/wordml" xmlns:wps="http://schemas.microsoft.com/office/word/2010/wordprocessingShape" mc:Ignorable="w14 w15 w16se w16cid w16 w16cex w16sdtdh w16du wp14">
   <w:endnote w:type="separator" w:id="-1">
     <w:p>
       <w:r>
@@ -905,7 +958,7 @@
 </file>
 
 <file path=word/footer1.xml><?xml version="1.0" encoding="utf-8"?>
-<w:ftr xmlns:wpc="http://schemas.microsoft.com/office/word/2010/wordprocessingCanvas" xmlns:cx="http://schemas.microsoft.com/office/drawing/2014/chartex" xmlns:cx1="http://schemas.microsoft.com/office/drawing/2015/9/8/chartex" xmlns:cx2="http://schemas.microsoft.com/office/drawing/2015/10/21/chartex" xmlns:cx3="http://schemas.microsoft.com/office/drawing/2016/5/9/chartex" xmlns:cx4="http://schemas.microsoft.com/office/drawing/2016/5/10/chartex" xmlns:cx5="http://schemas.microsoft.com/office/drawing/2016/5/11/chartex" xmlns:cx6="http://schemas.microsoft.com/office/drawing/2016/5/12/chartex" xmlns:cx7="http://schemas.microsoft.com/office/drawing/2016/5/13/chartex" xmlns:cx8="http://schemas.microsoft.com/office/drawing/2016/5/14/chartex" xmlns:mc="http://schemas.openxmlformats.org/markup-compatibility/2006" xmlns:aink="http://schemas.microsoft.com/office/drawing/2016/ink" xmlns:am3d="http://schemas.microsoft.com/office/drawing/2017/model3d" xmlns:o="urn:schemas-microsoft-com:office:office" xmlns:oel="http://schemas.microsoft.com/office/2019/extlst" xmlns:r="http://schemas.openxmlformats.org/officeDocument/2006/relationships" xmlns:m="http://schemas.openxmlformats.org/officeDocument/2006/math" xmlns:v="urn:schemas-microsoft-com:vml" xmlns:wp14="http://schemas.microsoft.com/office/word/2010/wordprocessingDrawing" xmlns:wp="http://schemas.openxmlformats.org/drawingml/2006/wordprocessingDrawing" xmlns:w10="urn:schemas-microsoft-com:office:word" xmlns:w="http://schemas.openxmlformats.org/wordprocessingml/2006/main" xmlns:w14="http://schemas.microsoft.com/office/word/2010/wordml" xmlns:w15="http://schemas.microsoft.com/office/word/2012/wordml" xmlns:w16cex="http://schemas.microsoft.com/office/word/2018/wordml/cex" xmlns:w16cid="http://schemas.microsoft.com/office/word/2016/wordml/cid" xmlns:w16="http://schemas.microsoft.com/office/word/2018/wordml" xmlns:w16sdtdh="http://schemas.microsoft.com/office/word/2020/wordml/sdtdatahash" xmlns:w16se="http://schemas.microsoft.com/office/word/2015/wordml/symex" xmlns:wpg="http://schemas.microsoft.com/office/word/2010/wordprocessingGroup" xmlns:wpi="http://schemas.microsoft.com/office/word/2010/wordprocessingInk" xmlns:wne="http://schemas.microsoft.com/office/word/2006/wordml" xmlns:wps="http://schemas.microsoft.com/office/word/2010/wordprocessingShape" mc:Ignorable="w14 w15 w16se w16cid w16 w16cex w16sdtdh wp14">
+<w:ftr xmlns:wpc="http://schemas.microsoft.com/office/word/2010/wordprocessingCanvas" xmlns:cx="http://schemas.microsoft.com/office/drawing/2014/chartex" xmlns:cx1="http://schemas.microsoft.com/office/drawing/2015/9/8/chartex" xmlns:cx2="http://schemas.microsoft.com/office/drawing/2015/10/21/chartex" xmlns:cx3="http://schemas.microsoft.com/office/drawing/2016/5/9/chartex" xmlns:cx4="http://schemas.microsoft.com/office/drawing/2016/5/10/chartex" xmlns:cx5="http://schemas.microsoft.com/office/drawing/2016/5/11/chartex" xmlns:cx6="http://schemas.microsoft.com/office/drawing/2016/5/12/chartex" xmlns:cx7="http://schemas.microsoft.com/office/drawing/2016/5/13/chartex" xmlns:cx8="http://schemas.microsoft.com/office/drawing/2016/5/14/chartex" xmlns:mc="http://schemas.openxmlformats.org/markup-compatibility/2006" xmlns:aink="http://schemas.microsoft.com/office/drawing/2016/ink" xmlns:am3d="http://schemas.microsoft.com/office/drawing/2017/model3d" xmlns:o="urn:schemas-microsoft-com:office:office" xmlns:oel="http://schemas.microsoft.com/office/2019/extlst" xmlns:r="http://schemas.openxmlformats.org/officeDocument/2006/relationships" xmlns:m="http://schemas.openxmlformats.org/officeDocument/2006/math" xmlns:v="urn:schemas-microsoft-com:vml" xmlns:wp14="http://schemas.microsoft.com/office/word/2010/wordprocessingDrawing" xmlns:wp="http://schemas.openxmlformats.org/drawingml/2006/wordprocessingDrawing" xmlns:w10="urn:schemas-microsoft-com:office:word" xmlns:w="http://schemas.openxmlformats.org/wordprocessingml/2006/main" xmlns:w14="http://schemas.microsoft.com/office/word/2010/wordml" xmlns:w15="http://schemas.microsoft.com/office/word/2012/wordml" xmlns:w16cex="http://schemas.microsoft.com/office/word/2018/wordml/cex" xmlns:w16cid="http://schemas.microsoft.com/office/word/2016/wordml/cid" xmlns:w16="http://schemas.microsoft.com/office/word/2018/wordml" xmlns:w16du="http://schemas.microsoft.com/office/word/2023/wordml/word16du" xmlns:w16sdtdh="http://schemas.microsoft.com/office/word/2020/wordml/sdtdatahash" xmlns:w16se="http://schemas.microsoft.com/office/word/2015/wordml/symex" xmlns:wpg="http://schemas.microsoft.com/office/word/2010/wordprocessingGroup" xmlns:wpi="http://schemas.microsoft.com/office/word/2010/wordprocessingInk" xmlns:wne="http://schemas.microsoft.com/office/word/2006/wordml" xmlns:wps="http://schemas.microsoft.com/office/word/2010/wordprocessingShape" mc:Ignorable="w14 w15 w16se w16cid w16 w16cex w16sdtdh w16du wp14">
   <w:p>
     <w:pPr>
       <w:pStyle w:val="Footer"/>
@@ -1253,7 +1306,7 @@
               <v:stroke joinstyle="miter"/>
               <v:path gradientshapeok="t" o:connecttype="rect"/>
             </v:shapetype>
-            <v:shape id="Text Box 16" o:spid="_x0000_s1026" type="#_x0000_t202" style="position:absolute;margin-left:101.15pt;margin-top:6.95pt;width:418.95pt;height:40.45pt;z-index:251660288;visibility:visible;mso-wrap-style:square;mso-width-percent:0;mso-height-percent:0;mso-wrap-distance-left:9pt;mso-wrap-distance-top:0;mso-wrap-distance-right:9pt;mso-wrap-distance-bottom:0;mso-position-horizontal:absolute;mso-position-horizontal-relative:text;mso-position-vertical:absolute;mso-position-vertical-relative:text;mso-width-percent:0;mso-height-percent:0;mso-width-relative:page;mso-height-relative:page;v-text-anchor:top" o:gfxdata="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" filled="f" stroked="f">
+            <v:shape id="Text Box 16" o:spid="_x0000_s1026" type="#_x0000_t202" style="position:absolute;margin-left:101.15pt;margin-top:6.95pt;width:418.95pt;height:40.45pt;z-index:251660288;visibility:visible;mso-wrap-style:square;mso-width-percent:0;mso-height-percent:0;mso-wrap-distance-left:9pt;mso-wrap-distance-top:0;mso-wrap-distance-right:9pt;mso-wrap-distance-bottom:0;mso-position-horizontal:absolute;mso-position-horizontal-relative:text;mso-position-vertical:absolute;mso-position-vertical-relative:text;mso-width-percent:0;mso-height-percent:0;mso-width-relative:page;mso-height-relative:page;v-text-anchor:top" o:gfxdata="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" filled="f" stroked="f">
               <v:textbox inset=".5mm,1.2mm,.5mm,.5mm">
                 <w:txbxContent>
                   <w:p>
@@ -1670,7 +1723,7 @@
             </wp:anchor>
           </w:drawing>
         </mc:Choice>
-        <mc:Fallback xmlns:w16du="http://schemas.microsoft.com/office/word/2023/wordml/word16du">
+        <mc:Fallback>
           <w:pict>
             <v:line w14:anchorId="23DA4A24" id="Straight Connector 19" o:spid="_x0000_s1026" style="position:absolute;flip:y;z-index:251659264;visibility:visible;mso-wrap-style:square;mso-width-percent:0;mso-height-percent:0;mso-wrap-distance-left:9pt;mso-wrap-distance-top:0;mso-wrap-distance-right:9pt;mso-wrap-distance-bottom:0;mso-position-horizontal:absolute;mso-position-horizontal-relative:text;mso-position-vertical:absolute;mso-position-vertical-relative:text;mso-width-percent:0;mso-height-percent:0;mso-width-relative:page;mso-height-relative:page" from="-.1pt,5.2pt" to="520.7pt,5.2pt" o:gfxdata="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" strokecolor="#974706 [1609]" strokeweight="1pt">
               <v:stroke endcap="round"/>
@@ -1894,7 +1947,7 @@
         </mc:Choice>
         <mc:Fallback>
           <w:pict>
-            <v:shape w14:anchorId="0D7D8A2E" id="Text Box 4" o:spid="_x0000_s1027" type="#_x0000_t202" style="position:absolute;margin-left:444.65pt;margin-top:8.35pt;width:70.9pt;height:15.9pt;z-index:251661312;visibility:visible;mso-wrap-style:square;mso-width-percent:0;mso-height-percent:0;mso-wrap-distance-left:9pt;mso-wrap-distance-top:0;mso-wrap-distance-right:9pt;mso-wrap-distance-bottom:0;mso-position-horizontal:absolute;mso-position-horizontal-relative:text;mso-position-vertical:absolute;mso-position-vertical-relative:text;mso-width-percent:0;mso-height-percent:0;mso-width-relative:page;mso-height-relative:page;v-text-anchor:middle" o:gfxdata="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" filled="f" stroked="f" strokeweight=".5pt">
+            <v:shape w14:anchorId="0D7D8A2E" id="Text Box 4" o:spid="_x0000_s1027" type="#_x0000_t202" style="position:absolute;margin-left:444.65pt;margin-top:8.35pt;width:70.9pt;height:15.9pt;z-index:251661312;visibility:visible;mso-wrap-style:square;mso-width-percent:0;mso-height-percent:0;mso-wrap-distance-left:9pt;mso-wrap-distance-top:0;mso-wrap-distance-right:9pt;mso-wrap-distance-bottom:0;mso-position-horizontal:absolute;mso-position-horizontal-relative:text;mso-position-vertical:absolute;mso-position-vertical-relative:text;mso-width-percent:0;mso-height-percent:0;mso-width-relative:page;mso-height-relative:page;v-text-anchor:middle" o:gfxdata="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" filled="f" stroked="f" strokeweight=".5pt">
               <v:textbox inset="0,0,0,0">
                 <w:txbxContent>
                   <w:p>
@@ -2043,7 +2096,7 @@
 </file>
 
 <file path=word/footnotes.xml><?xml version="1.0" encoding="utf-8"?>
-<w:footnotes xmlns:wpc="http://schemas.microsoft.com/office/word/2010/wordprocessingCanvas" xmlns:cx="http://schemas.microsoft.com/office/drawing/2014/chartex" xmlns:cx1="http://schemas.microsoft.com/office/drawing/2015/9/8/chartex" xmlns:cx2="http://schemas.microsoft.com/office/drawing/2015/10/21/chartex" xmlns:cx3="http://schemas.microsoft.com/office/drawing/2016/5/9/chartex" xmlns:cx4="http://schemas.microsoft.com/office/drawing/2016/5/10/chartex" xmlns:cx5="http://schemas.microsoft.com/office/drawing/2016/5/11/chartex" xmlns:cx6="http://schemas.microsoft.com/office/drawing/2016/5/12/chartex" xmlns:cx7="http://schemas.microsoft.com/office/drawing/2016/5/13/chartex" xmlns:cx8="http://schemas.microsoft.com/office/drawing/2016/5/14/chartex" xmlns:mc="http://schemas.openxmlformats.org/markup-compatibility/2006" xmlns:aink="http://schemas.microsoft.com/office/drawing/2016/ink" xmlns:am3d="http://schemas.microsoft.com/office/drawing/2017/model3d" xmlns:o="urn:schemas-microsoft-com:office:office" xmlns:oel="http://schemas.microsoft.com/office/2019/extlst" xmlns:r="http://schemas.openxmlformats.org/officeDocument/2006/relationships" xmlns:m="http://schemas.openxmlformats.org/officeDocument/2006/math" xmlns:v="urn:schemas-microsoft-com:vml" xmlns:wp14="http://schemas.microsoft.com/office/word/2010/wordprocessingDrawing" xmlns:wp="http://schemas.openxmlformats.org/drawingml/2006/wordprocessingDrawing" xmlns:w10="urn:schemas-microsoft-com:office:word" xmlns:w="http://schemas.openxmlformats.org/wordprocessingml/2006/main" xmlns:w14="http://schemas.microsoft.com/office/word/2010/wordml" xmlns:w15="http://schemas.microsoft.com/office/word/2012/wordml" xmlns:w16cex="http://schemas.microsoft.com/office/word/2018/wordml/cex" xmlns:w16cid="http://schemas.microsoft.com/office/word/2016/wordml/cid" xmlns:w16="http://schemas.microsoft.com/office/word/2018/wordml" xmlns:w16sdtdh="http://schemas.microsoft.com/office/word/2020/wordml/sdtdatahash" xmlns:w16se="http://schemas.microsoft.com/office/word/2015/wordml/symex" xmlns:wpg="http://schemas.microsoft.com/office/word/2010/wordprocessingGroup" xmlns:wpi="http://schemas.microsoft.com/office/word/2010/wordprocessingInk" xmlns:wne="http://schemas.microsoft.com/office/word/2006/wordml" xmlns:wps="http://schemas.microsoft.com/office/word/2010/wordprocessingShape" mc:Ignorable="w14 w15 w16se w16cid w16 w16cex w16sdtdh wp14">
+<w:footnotes xmlns:wpc="http://schemas.microsoft.com/office/word/2010/wordprocessingCanvas" xmlns:cx="http://schemas.microsoft.com/office/drawing/2014/chartex" xmlns:cx1="http://schemas.microsoft.com/office/drawing/2015/9/8/chartex" xmlns:cx2="http://schemas.microsoft.com/office/drawing/2015/10/21/chartex" xmlns:cx3="http://schemas.microsoft.com/office/drawing/2016/5/9/chartex" xmlns:cx4="http://schemas.microsoft.com/office/drawing/2016/5/10/chartex" xmlns:cx5="http://schemas.microsoft.com/office/drawing/2016/5/11/chartex" xmlns:cx6="http://schemas.microsoft.com/office/drawing/2016/5/12/chartex" xmlns:cx7="http://schemas.microsoft.com/office/drawing/2016/5/13/chartex" xmlns:cx8="http://schemas.microsoft.com/office/drawing/2016/5/14/chartex" xmlns:mc="http://schemas.openxmlformats.org/markup-compatibility/2006" xmlns:aink="http://schemas.microsoft.com/office/drawing/2016/ink" xmlns:am3d="http://schemas.microsoft.com/office/drawing/2017/model3d" xmlns:o="urn:schemas-microsoft-com:office:office" xmlns:oel="http://schemas.microsoft.com/office/2019/extlst" xmlns:r="http://schemas.openxmlformats.org/officeDocument/2006/relationships" xmlns:m="http://schemas.openxmlformats.org/officeDocument/2006/math" xmlns:v="urn:schemas-microsoft-com:vml" xmlns:wp14="http://schemas.microsoft.com/office/word/2010/wordprocessingDrawing" xmlns:wp="http://schemas.openxmlformats.org/drawingml/2006/wordprocessingDrawing" xmlns:w10="urn:schemas-microsoft-com:office:word" xmlns:w="http://schemas.openxmlformats.org/wordprocessingml/2006/main" xmlns:w14="http://schemas.microsoft.com/office/word/2010/wordml" xmlns:w15="http://schemas.microsoft.com/office/word/2012/wordml" xmlns:w16cex="http://schemas.microsoft.com/office/word/2018/wordml/cex" xmlns:w16cid="http://schemas.microsoft.com/office/word/2016/wordml/cid" xmlns:w16="http://schemas.microsoft.com/office/word/2018/wordml" xmlns:w16du="http://schemas.microsoft.com/office/word/2023/wordml/word16du" xmlns:w16sdtdh="http://schemas.microsoft.com/office/word/2020/wordml/sdtdatahash" xmlns:w16se="http://schemas.microsoft.com/office/word/2015/wordml/symex" xmlns:wpg="http://schemas.microsoft.com/office/word/2010/wordprocessingGroup" xmlns:wpi="http://schemas.microsoft.com/office/word/2010/wordprocessingInk" xmlns:wne="http://schemas.microsoft.com/office/word/2006/wordml" xmlns:wps="http://schemas.microsoft.com/office/word/2010/wordprocessingShape" mc:Ignorable="w14 w15 w16se w16cid w16 w16cex w16sdtdh w16du wp14">
   <w:footnote w:type="separator" w:id="-1">
     <w:p>
       <w:r>
@@ -2062,7 +2115,7 @@
 </file>
 
 <file path=word/header1.xml><?xml version="1.0" encoding="utf-8"?>
-<w:hdr xmlns:wpc="http://schemas.microsoft.com/office/word/2010/wordprocessingCanvas" xmlns:cx="http://schemas.microsoft.com/office/drawing/2014/chartex" xmlns:cx1="http://schemas.microsoft.com/office/drawing/2015/9/8/chartex" xmlns:cx2="http://schemas.microsoft.com/office/drawing/2015/10/21/chartex" xmlns:cx3="http://schemas.microsoft.com/office/drawing/2016/5/9/chartex" xmlns:cx4="http://schemas.microsoft.com/office/drawing/2016/5/10/chartex" xmlns:cx5="http://schemas.microsoft.com/office/drawing/2016/5/11/chartex" xmlns:cx6="http://schemas.microsoft.com/office/drawing/2016/5/12/chartex" xmlns:cx7="http://schemas.microsoft.com/office/drawing/2016/5/13/chartex" xmlns:cx8="http://schemas.microsoft.com/office/drawing/2016/5/14/chartex" xmlns:mc="http://schemas.openxmlformats.org/markup-compatibility/2006" xmlns:aink="http://schemas.microsoft.com/office/drawing/2016/ink" xmlns:am3d="http://schemas.microsoft.com/office/drawing/2017/model3d" xmlns:o="urn:schemas-microsoft-com:office:office" xmlns:oel="http://schemas.microsoft.com/office/2019/extlst" xmlns:r="http://schemas.openxmlformats.org/officeDocument/2006/relationships" xmlns:m="http://schemas.openxmlformats.org/officeDocument/2006/math" xmlns:v="urn:schemas-microsoft-com:vml" xmlns:wp14="http://schemas.microsoft.com/office/word/2010/wordprocessingDrawing" xmlns:wp="http://schemas.openxmlformats.org/drawingml/2006/wordprocessingDrawing" xmlns:w10="urn:schemas-microsoft-com:office:word" xmlns:w="http://schemas.openxmlformats.org/wordprocessingml/2006/main" xmlns:w14="http://schemas.microsoft.com/office/word/2010/wordml" xmlns:w15="http://schemas.microsoft.com/office/word/2012/wordml" xmlns:w16cex="http://schemas.microsoft.com/office/word/2018/wordml/cex" xmlns:w16cid="http://schemas.microsoft.com/office/word/2016/wordml/cid" xmlns:w16="http://schemas.microsoft.com/office/word/2018/wordml" xmlns:w16sdtdh="http://schemas.microsoft.com/office/word/2020/wordml/sdtdatahash" xmlns:w16se="http://schemas.microsoft.com/office/word/2015/wordml/symex" xmlns:wpg="http://schemas.microsoft.com/office/word/2010/wordprocessingGroup" xmlns:wpi="http://schemas.microsoft.com/office/word/2010/wordprocessingInk" xmlns:wne="http://schemas.microsoft.com/office/word/2006/wordml" xmlns:wps="http://schemas.microsoft.com/office/word/2010/wordprocessingShape" mc:Ignorable="w14 w15 w16se w16cid w16 w16cex w16sdtdh wp14">
+<w:hdr xmlns:wpc="http://schemas.microsoft.com/office/word/2010/wordprocessingCanvas" xmlns:cx="http://schemas.microsoft.com/office/drawing/2014/chartex" xmlns:cx1="http://schemas.microsoft.com/office/drawing/2015/9/8/chartex" xmlns:cx2="http://schemas.microsoft.com/office/drawing/2015/10/21/chartex" xmlns:cx3="http://schemas.microsoft.com/office/drawing/2016/5/9/chartex" xmlns:cx4="http://schemas.microsoft.com/office/drawing/2016/5/10/chartex" xmlns:cx5="http://schemas.microsoft.com/office/drawing/2016/5/11/chartex" xmlns:cx6="http://schemas.microsoft.com/office/drawing/2016/5/12/chartex" xmlns:cx7="http://schemas.microsoft.com/office/drawing/2016/5/13/chartex" xmlns:cx8="http://schemas.microsoft.com/office/drawing/2016/5/14/chartex" xmlns:mc="http://schemas.openxmlformats.org/markup-compatibility/2006" xmlns:aink="http://schemas.microsoft.com/office/drawing/2016/ink" xmlns:am3d="http://schemas.microsoft.com/office/drawing/2017/model3d" xmlns:o="urn:schemas-microsoft-com:office:office" xmlns:oel="http://schemas.microsoft.com/office/2019/extlst" xmlns:r="http://schemas.openxmlformats.org/officeDocument/2006/relationships" xmlns:m="http://schemas.openxmlformats.org/officeDocument/2006/math" xmlns:v="urn:schemas-microsoft-com:vml" xmlns:wp14="http://schemas.microsoft.com/office/word/2010/wordprocessingDrawing" xmlns:wp="http://schemas.openxmlformats.org/drawingml/2006/wordprocessingDrawing" xmlns:w10="urn:schemas-microsoft-com:office:word" xmlns:w="http://schemas.openxmlformats.org/wordprocessingml/2006/main" xmlns:w14="http://schemas.microsoft.com/office/word/2010/wordml" xmlns:w15="http://schemas.microsoft.com/office/word/2012/wordml" xmlns:w16cex="http://schemas.microsoft.com/office/word/2018/wordml/cex" xmlns:w16cid="http://schemas.microsoft.com/office/word/2016/wordml/cid" xmlns:w16="http://schemas.microsoft.com/office/word/2018/wordml" xmlns:w16du="http://schemas.microsoft.com/office/word/2023/wordml/word16du" xmlns:w16sdtdh="http://schemas.microsoft.com/office/word/2020/wordml/sdtdatahash" xmlns:w16se="http://schemas.microsoft.com/office/word/2015/wordml/symex" xmlns:wpg="http://schemas.microsoft.com/office/word/2010/wordprocessingGroup" xmlns:wpi="http://schemas.microsoft.com/office/word/2010/wordprocessingInk" xmlns:wne="http://schemas.microsoft.com/office/word/2006/wordml" xmlns:wps="http://schemas.microsoft.com/office/word/2010/wordprocessingShape" mc:Ignorable="w14 w15 w16se w16cid w16 w16cex w16sdtdh w16du wp14">
   <w:p>
     <w:pPr>
       <w:pStyle w:val="Header"/>
@@ -2073,7 +2126,7 @@
 </file>
 
 <file path=word/numbering.xml><?xml version="1.0" encoding="utf-8"?>
-<w:numbering xmlns:wpc="http://schemas.microsoft.com/office/word/2010/wordprocessingCanvas" xmlns:cx="http://schemas.microsoft.com/office/drawing/2014/chartex" xmlns:cx1="http://schemas.microsoft.com/office/drawing/2015/9/8/chartex" xmlns:cx2="http://schemas.microsoft.com/office/drawing/2015/10/21/chartex" xmlns:cx3="http://schemas.microsoft.com/office/drawing/2016/5/9/chartex" xmlns:cx4="http://schemas.microsoft.com/office/drawing/2016/5/10/chartex" xmlns:cx5="http://schemas.microsoft.com/office/drawing/2016/5/11/chartex" xmlns:cx6="http://schemas.microsoft.com/office/drawing/2016/5/12/chartex" xmlns:cx7="http://schemas.microsoft.com/office/drawing/2016/5/13/chartex" xmlns:cx8="http://schemas.microsoft.com/office/drawing/2016/5/14/chartex" xmlns:mc="http://schemas.openxmlformats.org/markup-compatibility/2006" xmlns:aink="http://schemas.microsoft.com/office/drawing/2016/ink" xmlns:am3d="http://schemas.microsoft.com/office/drawing/2017/model3d" xmlns:o="urn:schemas-microsoft-com:office:office" xmlns:oel="http://schemas.microsoft.com/office/2019/extlst" xmlns:r="http://schemas.openxmlformats.org/officeDocument/2006/relationships" xmlns:m="http://schemas.openxmlformats.org/officeDocument/2006/math" xmlns:v="urn:schemas-microsoft-com:vml" xmlns:wp14="http://schemas.microsoft.com/office/word/2010/wordprocessingDrawing" xmlns:wp="http://schemas.openxmlformats.org/drawingml/2006/wordprocessingDrawing" xmlns:w10="urn:schemas-microsoft-com:office:word" xmlns:w="http://schemas.openxmlformats.org/wordprocessingml/2006/main" xmlns:w14="http://schemas.microsoft.com/office/word/2010/wordml" xmlns:w15="http://schemas.microsoft.com/office/word/2012/wordml" xmlns:w16cex="http://schemas.microsoft.com/office/word/2018/wordml/cex" xmlns:w16cid="http://schemas.microsoft.com/office/word/2016/wordml/cid" xmlns:w16="http://schemas.microsoft.com/office/word/2018/wordml" xmlns:w16sdtdh="http://schemas.microsoft.com/office/word/2020/wordml/sdtdatahash" xmlns:w16se="http://schemas.microsoft.com/office/word/2015/wordml/symex" xmlns:wpg="http://schemas.microsoft.com/office/word/2010/wordprocessingGroup" xmlns:wpi="http://schemas.microsoft.com/office/word/2010/wordprocessingInk" xmlns:wne="http://schemas.microsoft.com/office/word/2006/wordml" xmlns:wps="http://schemas.microsoft.com/office/word/2010/wordprocessingShape" mc:Ignorable="w14 w15 w16se w16cid w16 w16cex w16sdtdh wp14">
+<w:numbering xmlns:wpc="http://schemas.microsoft.com/office/word/2010/wordprocessingCanvas" xmlns:cx="http://schemas.microsoft.com/office/drawing/2014/chartex" xmlns:cx1="http://schemas.microsoft.com/office/drawing/2015/9/8/chartex" xmlns:cx2="http://schemas.microsoft.com/office/drawing/2015/10/21/chartex" xmlns:cx3="http://schemas.microsoft.com/office/drawing/2016/5/9/chartex" xmlns:cx4="http://schemas.microsoft.com/office/drawing/2016/5/10/chartex" xmlns:cx5="http://schemas.microsoft.com/office/drawing/2016/5/11/chartex" xmlns:cx6="http://schemas.microsoft.com/office/drawing/2016/5/12/chartex" xmlns:cx7="http://schemas.microsoft.com/office/drawing/2016/5/13/chartex" xmlns:cx8="http://schemas.microsoft.com/office/drawing/2016/5/14/chartex" xmlns:mc="http://schemas.openxmlformats.org/markup-compatibility/2006" xmlns:aink="http://schemas.microsoft.com/office/drawing/2016/ink" xmlns:am3d="http://schemas.microsoft.com/office/drawing/2017/model3d" xmlns:o="urn:schemas-microsoft-com:office:office" xmlns:oel="http://schemas.microsoft.com/office/2019/extlst" xmlns:r="http://schemas.openxmlformats.org/officeDocument/2006/relationships" xmlns:m="http://schemas.openxmlformats.org/officeDocument/2006/math" xmlns:v="urn:schemas-microsoft-com:vml" xmlns:wp14="http://schemas.microsoft.com/office/word/2010/wordprocessingDrawing" xmlns:wp="http://schemas.openxmlformats.org/drawingml/2006/wordprocessingDrawing" xmlns:w10="urn:schemas-microsoft-com:office:word" xmlns:w="http://schemas.openxmlformats.org/wordprocessingml/2006/main" xmlns:w14="http://schemas.microsoft.com/office/word/2010/wordml" xmlns:w15="http://schemas.microsoft.com/office/word/2012/wordml" xmlns:w16cex="http://schemas.microsoft.com/office/word/2018/wordml/cex" xmlns:w16cid="http://schemas.microsoft.com/office/word/2016/wordml/cid" xmlns:w16="http://schemas.microsoft.com/office/word/2018/wordml" xmlns:w16du="http://schemas.microsoft.com/office/word/2023/wordml/word16du" xmlns:w16sdtdh="http://schemas.microsoft.com/office/word/2020/wordml/sdtdatahash" xmlns:w16se="http://schemas.microsoft.com/office/word/2015/wordml/symex" xmlns:wpg="http://schemas.microsoft.com/office/word/2010/wordprocessingGroup" xmlns:wpi="http://schemas.microsoft.com/office/word/2010/wordprocessingInk" xmlns:wne="http://schemas.microsoft.com/office/word/2006/wordml" xmlns:wps="http://schemas.microsoft.com/office/word/2010/wordprocessingShape" mc:Ignorable="w14 w15 w16se w16cid w16 w16cex w16sdtdh w16du wp14">
   <w:abstractNum w:abstractNumId="0" w15:restartNumberingAfterBreak="0">
     <w:nsid w:val="010378D2"/>
     <w:multiLevelType w:val="hybridMultilevel"/>
@@ -4124,8 +4177,16 @@
 </w:numbering>
 </file>
 
+<file path=word/people.xml><?xml version="1.0" encoding="utf-8"?>
+<w15:people xmlns:wpc="http://schemas.microsoft.com/office/word/2010/wordprocessingCanvas" xmlns:cx="http://schemas.microsoft.com/office/drawing/2014/chartex" xmlns:cx1="http://schemas.microsoft.com/office/drawing/2015/9/8/chartex" xmlns:cx2="http://schemas.microsoft.com/office/drawing/2015/10/21/chartex" xmlns:cx3="http://schemas.microsoft.com/office/drawing/2016/5/9/chartex" xmlns:cx4="http://schemas.microsoft.com/office/drawing/2016/5/10/chartex" xmlns:cx5="http://schemas.microsoft.com/office/drawing/2016/5/11/chartex" xmlns:cx6="http://schemas.microsoft.com/office/drawing/2016/5/12/chartex" xmlns:cx7="http://schemas.microsoft.com/office/drawing/2016/5/13/chartex" xmlns:cx8="http://schemas.microsoft.com/office/drawing/2016/5/14/chartex" xmlns:mc="http://schemas.openxmlformats.org/markup-compatibility/2006" xmlns:aink="http://schemas.microsoft.com/office/drawing/2016/ink" xmlns:am3d="http://schemas.microsoft.com/office/drawing/2017/model3d" xmlns:o="urn:schemas-microsoft-com:office:office" xmlns:oel="http://schemas.microsoft.com/office/2019/extlst" xmlns:r="http://schemas.openxmlformats.org/officeDocument/2006/relationships" xmlns:m="http://schemas.openxmlformats.org/officeDocument/2006/math" xmlns:v="urn:schemas-microsoft-com:vml" xmlns:wp14="http://schemas.microsoft.com/office/word/2010/wordprocessingDrawing" xmlns:wp="http://schemas.openxmlformats.org/drawingml/2006/wordprocessingDrawing" xmlns:w10="urn:schemas-microsoft-com:office:word" xmlns:w="http://schemas.openxmlformats.org/wordprocessingml/2006/main" xmlns:w14="http://schemas.microsoft.com/office/word/2010/wordml" xmlns:w15="http://schemas.microsoft.com/office/word/2012/wordml" xmlns:w16cex="http://schemas.microsoft.com/office/word/2018/wordml/cex" xmlns:w16cid="http://schemas.microsoft.com/office/word/2016/wordml/cid" xmlns:w16="http://schemas.microsoft.com/office/word/2018/wordml" xmlns:w16du="http://schemas.microsoft.com/office/word/2023/wordml/word16du" xmlns:w16sdtdh="http://schemas.microsoft.com/office/word/2020/wordml/sdtdatahash" xmlns:w16se="http://schemas.microsoft.com/office/word/2015/wordml/symex" xmlns:wpg="http://schemas.microsoft.com/office/word/2010/wordprocessingGroup" xmlns:wpi="http://schemas.microsoft.com/office/word/2010/wordprocessingInk" xmlns:wne="http://schemas.microsoft.com/office/word/2006/wordml" xmlns:wps="http://schemas.microsoft.com/office/word/2010/wordprocessingShape" mc:Ignorable="w14 w15 w16se w16cid w16 w16cex w16sdtdh w16du wp14">
+  <w15:person w15:author="Zaraliev">
+    <w15:presenceInfo w15:providerId="AD" w15:userId="S::Zaraliev@students.softuni.bg::e1c6524a-140e-4108-9ad5-216363431969"/>
+  </w15:person>
+</w15:people>
+</file>
+
 <file path=word/styles.xml><?xml version="1.0" encoding="utf-8"?>
-<w:styles xmlns:mc="http://schemas.openxmlformats.org/markup-compatibility/2006" xmlns:r="http://schemas.openxmlformats.org/officeDocument/2006/relationships" xmlns:w="http://schemas.openxmlformats.org/wordprocessingml/2006/main" xmlns:w14="http://schemas.microsoft.com/office/word/2010/wordml" xmlns:w15="http://schemas.microsoft.com/office/word/2012/wordml" xmlns:w16cex="http://schemas.microsoft.com/office/word/2018/wordml/cex" xmlns:w16cid="http://schemas.microsoft.com/office/word/2016/wordml/cid" xmlns:w16="http://schemas.microsoft.com/office/word/2018/wordml" xmlns:w16sdtdh="http://schemas.microsoft.com/office/word/2020/wordml/sdtdatahash" xmlns:w16se="http://schemas.microsoft.com/office/word/2015/wordml/symex" mc:Ignorable="w14 w15 w16se w16cid w16 w16cex w16sdtdh">
+<w:styles xmlns:mc="http://schemas.openxmlformats.org/markup-compatibility/2006" xmlns:r="http://schemas.openxmlformats.org/officeDocument/2006/relationships" xmlns:w="http://schemas.openxmlformats.org/wordprocessingml/2006/main" xmlns:w14="http://schemas.microsoft.com/office/word/2010/wordml" xmlns:w15="http://schemas.microsoft.com/office/word/2012/wordml" xmlns:w16cex="http://schemas.microsoft.com/office/word/2018/wordml/cex" xmlns:w16cid="http://schemas.microsoft.com/office/word/2016/wordml/cid" xmlns:w16="http://schemas.microsoft.com/office/word/2018/wordml" xmlns:w16du="http://schemas.microsoft.com/office/word/2023/wordml/word16du" xmlns:w16sdtdh="http://schemas.microsoft.com/office/word/2020/wordml/sdtdatahash" xmlns:w16se="http://schemas.microsoft.com/office/word/2015/wordml/symex" mc:Ignorable="w14 w15 w16se w16cid w16 w16cex w16sdtdh w16du">
   <w:docDefaults>
     <w:rPrDefault>
       <w:rPr>
@@ -4530,7 +4591,7 @@
       <w:rFonts w:ascii="Times New Roman" w:eastAsia="Times New Roman" w:hAnsi="Times New Roman" w:cs="Times New Roman"/>
       <w:sz w:val="24"/>
       <w:szCs w:val="24"/>
-      <w:lang w:val="en-BG" w:eastAsia="en-GB"/>
+      <w:lang w:eastAsia="en-GB"/>
     </w:rPr>
   </w:style>
   <w:style w:type="paragraph" w:styleId="Heading1">

--- a/Courses/Software-Sciences/IT-Module-3-Web-Design/17-Practical-Project-Defense/17-Practical-Project-Defense.docx
+++ b/Courses/Software-Sciences/IT-Module-3-Web-Design/17-Practical-Project-Defense/17-Practical-Project-Defense.docx
@@ -1,6 +1,6 @@
 
 <file path=word/document.xml><?xml version="1.0" encoding="utf-8"?>
-<w:document xmlns:wpc="http://schemas.microsoft.com/office/word/2010/wordprocessingCanvas" xmlns:cx="http://schemas.microsoft.com/office/drawing/2014/chartex" xmlns:cx1="http://schemas.microsoft.com/office/drawing/2015/9/8/chartex" xmlns:cx2="http://schemas.microsoft.com/office/drawing/2015/10/21/chartex" xmlns:cx3="http://schemas.microsoft.com/office/drawing/2016/5/9/chartex" xmlns:cx4="http://schemas.microsoft.com/office/drawing/2016/5/10/chartex" xmlns:cx5="http://schemas.microsoft.com/office/drawing/2016/5/11/chartex" xmlns:cx6="http://schemas.microsoft.com/office/drawing/2016/5/12/chartex" xmlns:cx7="http://schemas.microsoft.com/office/drawing/2016/5/13/chartex" xmlns:cx8="http://schemas.microsoft.com/office/drawing/2016/5/14/chartex" xmlns:mc="http://schemas.openxmlformats.org/markup-compatibility/2006" xmlns:aink="http://schemas.microsoft.com/office/drawing/2016/ink" xmlns:am3d="http://schemas.microsoft.com/office/drawing/2017/model3d" xmlns:o="urn:schemas-microsoft-com:office:office" xmlns:oel="http://schemas.microsoft.com/office/2019/extlst" xmlns:r="http://schemas.openxmlformats.org/officeDocument/2006/relationships" xmlns:m="http://schemas.openxmlformats.org/officeDocument/2006/math" xmlns:v="urn:schemas-microsoft-com:vml" xmlns:wp14="http://schemas.microsoft.com/office/word/2010/wordprocessingDrawing" xmlns:wp="http://schemas.openxmlformats.org/drawingml/2006/wordprocessingDrawing" xmlns:w10="urn:schemas-microsoft-com:office:word" xmlns:w="http://schemas.openxmlformats.org/wordprocessingml/2006/main" xmlns:w14="http://schemas.microsoft.com/office/word/2010/wordml" xmlns:w15="http://schemas.microsoft.com/office/word/2012/wordml" xmlns:w16cex="http://schemas.microsoft.com/office/word/2018/wordml/cex" xmlns:w16cid="http://schemas.microsoft.com/office/word/2016/wordml/cid" xmlns:w16="http://schemas.microsoft.com/office/word/2018/wordml" xmlns:w16du="http://schemas.microsoft.com/office/word/2023/wordml/word16du" xmlns:w16sdtdh="http://schemas.microsoft.com/office/word/2020/wordml/sdtdatahash" xmlns:w16se="http://schemas.microsoft.com/office/word/2015/wordml/symex" xmlns:wpg="http://schemas.microsoft.com/office/word/2010/wordprocessingGroup" xmlns:wpi="http://schemas.microsoft.com/office/word/2010/wordprocessingInk" xmlns:wne="http://schemas.microsoft.com/office/word/2006/wordml" xmlns:wps="http://schemas.microsoft.com/office/word/2010/wordprocessingShape" mc:Ignorable="w14 w15 w16se w16cid w16 w16cex w16sdtdh w16du wp14">
+<w:document xmlns:wpc="http://schemas.microsoft.com/office/word/2010/wordprocessingCanvas" xmlns:cx="http://schemas.microsoft.com/office/drawing/2014/chartex" xmlns:cx1="http://schemas.microsoft.com/office/drawing/2015/9/8/chartex" xmlns:cx2="http://schemas.microsoft.com/office/drawing/2015/10/21/chartex" xmlns:cx3="http://schemas.microsoft.com/office/drawing/2016/5/9/chartex" xmlns:cx4="http://schemas.microsoft.com/office/drawing/2016/5/10/chartex" xmlns:cx5="http://schemas.microsoft.com/office/drawing/2016/5/11/chartex" xmlns:cx6="http://schemas.microsoft.com/office/drawing/2016/5/12/chartex" xmlns:cx7="http://schemas.microsoft.com/office/drawing/2016/5/13/chartex" xmlns:cx8="http://schemas.microsoft.com/office/drawing/2016/5/14/chartex" xmlns:mc="http://schemas.openxmlformats.org/markup-compatibility/2006" xmlns:aink="http://schemas.microsoft.com/office/drawing/2016/ink" xmlns:am3d="http://schemas.microsoft.com/office/drawing/2017/model3d" xmlns:o="urn:schemas-microsoft-com:office:office" xmlns:oel="http://schemas.microsoft.com/office/2019/extlst" xmlns:r="http://schemas.openxmlformats.org/officeDocument/2006/relationships" xmlns:m="http://schemas.openxmlformats.org/officeDocument/2006/math" xmlns:v="urn:schemas-microsoft-com:vml" xmlns:wp14="http://schemas.microsoft.com/office/word/2010/wordprocessingDrawing" xmlns:wp="http://schemas.openxmlformats.org/drawingml/2006/wordprocessingDrawing" xmlns:w10="urn:schemas-microsoft-com:office:word" xmlns:w="http://schemas.openxmlformats.org/wordprocessingml/2006/main" xmlns:w14="http://schemas.microsoft.com/office/word/2010/wordml" xmlns:w15="http://schemas.microsoft.com/office/word/2012/wordml" xmlns:w16cex="http://schemas.microsoft.com/office/word/2018/wordml/cex" xmlns:w16cid="http://schemas.microsoft.com/office/word/2016/wordml/cid" xmlns:w16="http://schemas.microsoft.com/office/word/2018/wordml" xmlns:w16sdtdh="http://schemas.microsoft.com/office/word/2020/wordml/sdtdatahash" xmlns:w16se="http://schemas.microsoft.com/office/word/2015/wordml/symex" xmlns:wpg="http://schemas.microsoft.com/office/word/2010/wordprocessingGroup" xmlns:wpi="http://schemas.microsoft.com/office/word/2010/wordprocessingInk" xmlns:wne="http://schemas.microsoft.com/office/word/2006/wordml" xmlns:wps="http://schemas.microsoft.com/office/word/2010/wordprocessingShape" mc:Ignorable="w14 w15 w16se w16cid w16 w16cex w16sdtdh wp14">
   <w:body>
     <w:p>
       <w:pPr>
@@ -53,7 +53,7 @@
           <w:noProof/>
         </w:rPr>
         <w:drawing>
-          <wp:inline distT="0" distB="0" distL="0" distR="0" wp14:anchorId="73F5C6D6" wp14:editId="734B2C82">
+          <wp:inline distT="0" distB="0" distL="0" distR="0" wp14:anchorId="73F5C6D6" wp14:editId="3EF4FEE3">
             <wp:extent cx="1065886" cy="497260"/>
             <wp:effectExtent l="0" t="0" r="1270" b="0"/>
             <wp:docPr id="470543985" name="Picture 1"/>
@@ -110,7 +110,6 @@
         </w:numPr>
         <w:rPr>
           <w:rFonts w:ascii="Calibri" w:hAnsi="Calibri" w:cs="Calibri"/>
-          <w:lang/>
         </w:rPr>
       </w:pPr>
       <w:r>
@@ -122,7 +121,6 @@
       <w:r>
         <w:rPr>
           <w:rFonts w:ascii="Calibri" w:hAnsi="Calibri" w:cs="Calibri"/>
-          <w:lang/>
         </w:rPr>
         <w:t>:</w:t>
       </w:r>
@@ -134,7 +132,6 @@
           <w:lang w:val="bg-BG"/>
         </w:rPr>
       </w:pPr>
-      <w:commentRangeStart w:id="0"/>
       <w:r>
         <w:rPr>
           <w:rFonts w:ascii="Calibri" w:hAnsi="Calibri" w:cs="Calibri"/>
@@ -158,14 +155,42 @@
         </w:rPr>
         <w:t xml:space="preserve"> пред класа.</w:t>
       </w:r>
-      <w:commentRangeEnd w:id="0"/>
-      <w:r>
-        <w:rPr>
-          <w:rStyle w:val="CommentReference"/>
-          <w:rFonts w:asciiTheme="minorHAnsi" w:eastAsiaTheme="minorHAnsi" w:hAnsiTheme="minorHAnsi" w:cstheme="minorBidi"/>
-          <w:lang w:val="en-US" w:eastAsia="en-US"/>
-        </w:rPr>
-        <w:commentReference w:id="0"/>
+      <w:r>
+        <w:rPr>
+          <w:rFonts w:ascii="Calibri" w:hAnsi="Calibri" w:cs="Calibri"/>
+          <w:lang w:val="bg-BG"/>
+        </w:rPr>
+        <w:t xml:space="preserve"> За представянето използвайте предоставения </w:t>
+      </w:r>
+      <w:r>
+        <w:rPr>
+          <w:rFonts w:ascii="Calibri" w:hAnsi="Calibri" w:cs="Calibri"/>
+          <w:b/>
+          <w:bCs/>
+          <w:lang w:val="bg-BG"/>
+        </w:rPr>
+        <w:t>образец</w:t>
+      </w:r>
+      <w:r>
+        <w:rPr>
+          <w:rFonts w:ascii="Calibri" w:hAnsi="Calibri" w:cs="Calibri"/>
+          <w:lang w:val="bg-BG"/>
+        </w:rPr>
+        <w:t xml:space="preserve"> </w:t>
+      </w:r>
+      <w:r>
+        <w:rPr>
+          <w:rFonts w:ascii="Calibri" w:hAnsi="Calibri" w:cs="Calibri"/>
+          <w:lang w:val="bg-BG"/>
+        </w:rPr>
+        <w:t>(17-Practical-Project-Defense-Template)</w:t>
+      </w:r>
+      <w:r>
+        <w:rPr>
+          <w:rFonts w:ascii="Calibri" w:hAnsi="Calibri" w:cs="Calibri"/>
+          <w:lang w:val="bg-BG"/>
+        </w:rPr>
+        <w:t>.</w:t>
       </w:r>
     </w:p>
     <w:p>
@@ -192,7 +217,6 @@
       <w:pPr>
         <w:rPr>
           <w:rFonts w:ascii="Calibri" w:hAnsi="Calibri" w:cs="Calibri"/>
-          <w:lang w:val="bg-BG"/>
         </w:rPr>
       </w:pPr>
       <w:r>
@@ -885,8 +909,8 @@
       </w:r>
     </w:p>
     <w:sectPr>
-      <w:headerReference w:type="default" r:id="rId13"/>
-      <w:footerReference w:type="default" r:id="rId14"/>
+      <w:headerReference w:type="default" r:id="rId9"/>
+      <w:footerReference w:type="default" r:id="rId10"/>
       <w:pgSz w:w="11909" w:h="16834" w:code="9"/>
       <w:pgMar w:top="567" w:right="737" w:bottom="680" w:left="737" w:header="567" w:footer="510" w:gutter="0"/>
       <w:cols w:space="720"/>
@@ -896,50 +920,8 @@
 </w:document>
 </file>
 
-<file path=word/comments.xml><?xml version="1.0" encoding="utf-8"?>
-<w:comments xmlns:wpc="http://schemas.microsoft.com/office/word/2010/wordprocessingCanvas" xmlns:cx="http://schemas.microsoft.com/office/drawing/2014/chartex" xmlns:cx1="http://schemas.microsoft.com/office/drawing/2015/9/8/chartex" xmlns:cx2="http://schemas.microsoft.com/office/drawing/2015/10/21/chartex" xmlns:cx3="http://schemas.microsoft.com/office/drawing/2016/5/9/chartex" xmlns:cx4="http://schemas.microsoft.com/office/drawing/2016/5/10/chartex" xmlns:cx5="http://schemas.microsoft.com/office/drawing/2016/5/11/chartex" xmlns:cx6="http://schemas.microsoft.com/office/drawing/2016/5/12/chartex" xmlns:cx7="http://schemas.microsoft.com/office/drawing/2016/5/13/chartex" xmlns:cx8="http://schemas.microsoft.com/office/drawing/2016/5/14/chartex" xmlns:mc="http://schemas.openxmlformats.org/markup-compatibility/2006" xmlns:aink="http://schemas.microsoft.com/office/drawing/2016/ink" xmlns:am3d="http://schemas.microsoft.com/office/drawing/2017/model3d" xmlns:o="urn:schemas-microsoft-com:office:office" xmlns:oel="http://schemas.microsoft.com/office/2019/extlst" xmlns:r="http://schemas.openxmlformats.org/officeDocument/2006/relationships" xmlns:m="http://schemas.openxmlformats.org/officeDocument/2006/math" xmlns:v="urn:schemas-microsoft-com:vml" xmlns:wp14="http://schemas.microsoft.com/office/word/2010/wordprocessingDrawing" xmlns:wp="http://schemas.openxmlformats.org/drawingml/2006/wordprocessingDrawing" xmlns:w10="urn:schemas-microsoft-com:office:word" xmlns:w="http://schemas.openxmlformats.org/wordprocessingml/2006/main" xmlns:w14="http://schemas.microsoft.com/office/word/2010/wordml" xmlns:w15="http://schemas.microsoft.com/office/word/2012/wordml" xmlns:w16cex="http://schemas.microsoft.com/office/word/2018/wordml/cex" xmlns:w16cid="http://schemas.microsoft.com/office/word/2016/wordml/cid" xmlns:w16="http://schemas.microsoft.com/office/word/2018/wordml" xmlns:w16du="http://schemas.microsoft.com/office/word/2023/wordml/word16du" xmlns:w16sdtdh="http://schemas.microsoft.com/office/word/2020/wordml/sdtdatahash" xmlns:w16se="http://schemas.microsoft.com/office/word/2015/wordml/symex" xmlns:wpg="http://schemas.microsoft.com/office/word/2010/wordprocessingGroup" xmlns:wpi="http://schemas.microsoft.com/office/word/2010/wordprocessingInk" xmlns:wne="http://schemas.microsoft.com/office/word/2006/wordml" xmlns:wps="http://schemas.microsoft.com/office/word/2010/wordprocessingShape" mc:Ignorable="w14 w15 w16se w16cid w16 w16cex w16sdtdh w16du wp14">
-  <w:comment w:id="0" w:author="Zaraliev" w:date="2026-08-03T18:46:00Z" w:initials="KZ">
-    <w:p>
-      <w:pPr>
-        <w:pStyle w:val="CommentText"/>
-      </w:pPr>
-      <w:r>
-        <w:rPr>
-          <w:rStyle w:val="CommentReference"/>
-        </w:rPr>
-        <w:annotationRef/>
-      </w:r>
-      <w:r>
-        <w:rPr>
-          <w:lang w:val="bg-BG"/>
-        </w:rPr>
-        <w:t>Да бъде под формата на документ/презентация</w:t>
-      </w:r>
-    </w:p>
-  </w:comment>
-</w:comments>
-</file>
-
-<file path=word/commentsExtended.xml><?xml version="1.0" encoding="utf-8"?>
-<w15:commentsEx xmlns:wpc="http://schemas.microsoft.com/office/word/2010/wordprocessingCanvas" xmlns:cx="http://schemas.microsoft.com/office/drawing/2014/chartex" xmlns:cx1="http://schemas.microsoft.com/office/drawing/2015/9/8/chartex" xmlns:cx2="http://schemas.microsoft.com/office/drawing/2015/10/21/chartex" xmlns:cx3="http://schemas.microsoft.com/office/drawing/2016/5/9/chartex" xmlns:cx4="http://schemas.microsoft.com/office/drawing/2016/5/10/chartex" xmlns:cx5="http://schemas.microsoft.com/office/drawing/2016/5/11/chartex" xmlns:cx6="http://schemas.microsoft.com/office/drawing/2016/5/12/chartex" xmlns:cx7="http://schemas.microsoft.com/office/drawing/2016/5/13/chartex" xmlns:cx8="http://schemas.microsoft.com/office/drawing/2016/5/14/chartex" xmlns:mc="http://schemas.openxmlformats.org/markup-compatibility/2006" xmlns:aink="http://schemas.microsoft.com/office/drawing/2016/ink" xmlns:am3d="http://schemas.microsoft.com/office/drawing/2017/model3d" xmlns:o="urn:schemas-microsoft-com:office:office" xmlns:oel="http://schemas.microsoft.com/office/2019/extlst" xmlns:r="http://schemas.openxmlformats.org/officeDocument/2006/relationships" xmlns:m="http://schemas.openxmlformats.org/officeDocument/2006/math" xmlns:v="urn:schemas-microsoft-com:vml" xmlns:wp14="http://schemas.microsoft.com/office/word/2010/wordprocessingDrawing" xmlns:wp="http://schemas.openxmlformats.org/drawingml/2006/wordprocessingDrawing" xmlns:w10="urn:schemas-microsoft-com:office:word" xmlns:w="http://schemas.openxmlformats.org/wordprocessingml/2006/main" xmlns:w14="http://schemas.microsoft.com/office/word/2010/wordml" xmlns:w15="http://schemas.microsoft.com/office/word/2012/wordml" xmlns:w16cex="http://schemas.microsoft.com/office/word/2018/wordml/cex" xmlns:w16cid="http://schemas.microsoft.com/office/word/2016/wordml/cid" xmlns:w16="http://schemas.microsoft.com/office/word/2018/wordml" xmlns:w16du="http://schemas.microsoft.com/office/word/2023/wordml/word16du" xmlns:w16sdtdh="http://schemas.microsoft.com/office/word/2020/wordml/sdtdatahash" xmlns:w16se="http://schemas.microsoft.com/office/word/2015/wordml/symex" xmlns:wpg="http://schemas.microsoft.com/office/word/2010/wordprocessingGroup" xmlns:wpi="http://schemas.microsoft.com/office/word/2010/wordprocessingInk" xmlns:wne="http://schemas.microsoft.com/office/word/2006/wordml" xmlns:wps="http://schemas.microsoft.com/office/word/2010/wordprocessingShape" mc:Ignorable="w14 w15 w16se w16cid w16 w16cex w16sdtdh w16du wp14">
-  <w15:commentEx w15:paraId="27BA02FA" w15:done="0"/>
-</w15:commentsEx>
-</file>
-
-<file path=word/commentsExtensible.xml><?xml version="1.0" encoding="utf-8"?>
-<w16cex:commentsExtensible xmlns:wpc="http://schemas.microsoft.com/office/word/2010/wordprocessingCanvas" xmlns:cx="http://schemas.microsoft.com/office/drawing/2014/chartex" xmlns:cx1="http://schemas.microsoft.com/office/drawing/2015/9/8/chartex" xmlns:cx2="http://schemas.microsoft.com/office/drawing/2015/10/21/chartex" xmlns:cx3="http://schemas.microsoft.com/office/drawing/2016/5/9/chartex" xmlns:cx4="http://schemas.microsoft.com/office/drawing/2016/5/10/chartex" xmlns:cx5="http://schemas.microsoft.com/office/drawing/2016/5/11/chartex" xmlns:cx6="http://schemas.microsoft.com/office/drawing/2016/5/12/chartex" xmlns:cx7="http://schemas.microsoft.com/office/drawing/2016/5/13/chartex" xmlns:cx8="http://schemas.microsoft.com/office/drawing/2016/5/14/chartex" xmlns:cr="http://schemas.microsoft.com/office/comments/2020/reactions" xmlns:mc="http://schemas.openxmlformats.org/markup-compatibility/2006" xmlns:aink="http://schemas.microsoft.com/office/drawing/2016/ink" xmlns:am3d="http://schemas.microsoft.com/office/drawing/2017/model3d" xmlns:o="urn:schemas-microsoft-com:office:office" xmlns:oel="http://schemas.microsoft.com/office/2019/extlst" xmlns:r="http://schemas.openxmlformats.org/officeDocument/2006/relationships" xmlns:m="http://schemas.openxmlformats.org/officeDocument/2006/math" xmlns:v="urn:schemas-microsoft-com:vml" xmlns:wp14="http://schemas.microsoft.com/office/word/2010/wordprocessingDrawing" xmlns:wp="http://schemas.openxmlformats.org/drawingml/2006/wordprocessingDrawing" xmlns:w10="urn:schemas-microsoft-com:office:word" xmlns:w="http://schemas.openxmlformats.org/wordprocessingml/2006/main" xmlns:w14="http://schemas.microsoft.com/office/word/2010/wordml" xmlns:w15="http://schemas.microsoft.com/office/word/2012/wordml" xmlns:w16cex="http://schemas.microsoft.com/office/word/2018/wordml/cex" xmlns:w16cid="http://schemas.microsoft.com/office/word/2016/wordml/cid" xmlns:w16="http://schemas.microsoft.com/office/word/2018/wordml" xmlns:w16du="http://schemas.microsoft.com/office/word/2023/wordml/word16du" xmlns:w16sdtdh="http://schemas.microsoft.com/office/word/2020/wordml/sdtdatahash" xmlns:w16se="http://schemas.microsoft.com/office/word/2015/wordml/symex" xmlns:wpg="http://schemas.microsoft.com/office/word/2010/wordprocessingGroup" xmlns:wpi="http://schemas.microsoft.com/office/word/2010/wordprocessingInk" xmlns:wne="http://schemas.microsoft.com/office/word/2006/wordml" xmlns:wps="http://schemas.microsoft.com/office/word/2010/wordprocessingShape" mc:Ignorable="w14 w15 w16se w16cid w16 w16cex w16sdtdh cr w16du wp14">
-  <w16cex:commentExtensible w16cex:durableId="494384D4" w16cex:dateUtc="2026-08-03T15:46:00Z"/>
-</w16cex:commentsExtensible>
-</file>
-
-<file path=word/commentsIds.xml><?xml version="1.0" encoding="utf-8"?>
-<w16cid:commentsIds xmlns:wpc="http://schemas.microsoft.com/office/word/2010/wordprocessingCanvas" xmlns:cx="http://schemas.microsoft.com/office/drawing/2014/chartex" xmlns:cx1="http://schemas.microsoft.com/office/drawing/2015/9/8/chartex" xmlns:cx2="http://schemas.microsoft.com/office/drawing/2015/10/21/chartex" xmlns:cx3="http://schemas.microsoft.com/office/drawing/2016/5/9/chartex" xmlns:cx4="http://schemas.microsoft.com/office/drawing/2016/5/10/chartex" xmlns:cx5="http://schemas.microsoft.com/office/drawing/2016/5/11/chartex" xmlns:cx6="http://schemas.microsoft.com/office/drawing/2016/5/12/chartex" xmlns:cx7="http://schemas.microsoft.com/office/drawing/2016/5/13/chartex" xmlns:cx8="http://schemas.microsoft.com/office/drawing/2016/5/14/chartex" xmlns:mc="http://schemas.openxmlformats.org/markup-compatibility/2006" xmlns:aink="http://schemas.microsoft.com/office/drawing/2016/ink" xmlns:am3d="http://schemas.microsoft.com/office/drawing/2017/model3d" xmlns:o="urn:schemas-microsoft-com:office:office" xmlns:oel="http://schemas.microsoft.com/office/2019/extlst" xmlns:r="http://schemas.openxmlformats.org/officeDocument/2006/relationships" xmlns:m="http://schemas.openxmlformats.org/officeDocument/2006/math" xmlns:v="urn:schemas-microsoft-com:vml" xmlns:wp14="http://schemas.microsoft.com/office/word/2010/wordprocessingDrawing" xmlns:wp="http://schemas.openxmlformats.org/drawingml/2006/wordprocessingDrawing" xmlns:w10="urn:schemas-microsoft-com:office:word" xmlns:w="http://schemas.openxmlformats.org/wordprocessingml/2006/main" xmlns:w14="http://schemas.microsoft.com/office/word/2010/wordml" xmlns:w15="http://schemas.microsoft.com/office/word/2012/wordml" xmlns:w16cex="http://schemas.microsoft.com/office/word/2018/wordml/cex" xmlns:w16cid="http://schemas.microsoft.com/office/word/2016/wordml/cid" xmlns:w16="http://schemas.microsoft.com/office/word/2018/wordml" xmlns:w16du="http://schemas.microsoft.com/office/word/2023/wordml/word16du" xmlns:w16sdtdh="http://schemas.microsoft.com/office/word/2020/wordml/sdtdatahash" xmlns:w16se="http://schemas.microsoft.com/office/word/2015/wordml/symex" xmlns:wpg="http://schemas.microsoft.com/office/word/2010/wordprocessingGroup" xmlns:wpi="http://schemas.microsoft.com/office/word/2010/wordprocessingInk" xmlns:wne="http://schemas.microsoft.com/office/word/2006/wordml" xmlns:wps="http://schemas.microsoft.com/office/word/2010/wordprocessingShape" mc:Ignorable="w14 w15 w16se w16cid w16 w16cex w16sdtdh w16du wp14">
-  <w16cid:commentId w16cid:paraId="27BA02FA" w16cid:durableId="494384D4"/>
-</w16cid:commentsIds>
-</file>
-
 <file path=word/endnotes.xml><?xml version="1.0" encoding="utf-8"?>
-<w:endnotes xmlns:wpc="http://schemas.microsoft.com/office/word/2010/wordprocessingCanvas" xmlns:cx="http://schemas.microsoft.com/office/drawing/2014/chartex" xmlns:cx1="http://schemas.microsoft.com/office/drawing/2015/9/8/chartex" xmlns:cx2="http://schemas.microsoft.com/office/drawing/2015/10/21/chartex" xmlns:cx3="http://schemas.microsoft.com/office/drawing/2016/5/9/chartex" xmlns:cx4="http://schemas.microsoft.com/office/drawing/2016/5/10/chartex" xmlns:cx5="http://schemas.microsoft.com/office/drawing/2016/5/11/chartex" xmlns:cx6="http://schemas.microsoft.com/office/drawing/2016/5/12/chartex" xmlns:cx7="http://schemas.microsoft.com/office/drawing/2016/5/13/chartex" xmlns:cx8="http://schemas.microsoft.com/office/drawing/2016/5/14/chartex" xmlns:mc="http://schemas.openxmlformats.org/markup-compatibility/2006" xmlns:aink="http://schemas.microsoft.com/office/drawing/2016/ink" xmlns:am3d="http://schemas.microsoft.com/office/drawing/2017/model3d" xmlns:o="urn:schemas-microsoft-com:office:office" xmlns:oel="http://schemas.microsoft.com/office/2019/extlst" xmlns:r="http://schemas.openxmlformats.org/officeDocument/2006/relationships" xmlns:m="http://schemas.openxmlformats.org/officeDocument/2006/math" xmlns:v="urn:schemas-microsoft-com:vml" xmlns:wp14="http://schemas.microsoft.com/office/word/2010/wordprocessingDrawing" xmlns:wp="http://schemas.openxmlformats.org/drawingml/2006/wordprocessingDrawing" xmlns:w10="urn:schemas-microsoft-com:office:word" xmlns:w="http://schemas.openxmlformats.org/wordprocessingml/2006/main" xmlns:w14="http://schemas.microsoft.com/office/word/2010/wordml" xmlns:w15="http://schemas.microsoft.com/office/word/2012/wordml" xmlns:w16cex="http://schemas.microsoft.com/office/word/2018/wordml/cex" xmlns:w16cid="http://schemas.microsoft.com/office/word/2016/wordml/cid" xmlns:w16="http://schemas.microsoft.com/office/word/2018/wordml" xmlns:w16du="http://schemas.microsoft.com/office/word/2023/wordml/word16du" xmlns:w16sdtdh="http://schemas.microsoft.com/office/word/2020/wordml/sdtdatahash" xmlns:w16se="http://schemas.microsoft.com/office/word/2015/wordml/symex" xmlns:wpg="http://schemas.microsoft.com/office/word/2010/wordprocessingGroup" xmlns:wpi="http://schemas.microsoft.com/office/word/2010/wordprocessingInk" xmlns:wne="http://schemas.microsoft.com/office/word/2006/wordml" xmlns:wps="http://schemas.microsoft.com/office/word/2010/wordprocessingShape" mc:Ignorable="w14 w15 w16se w16cid w16 w16cex w16sdtdh w16du wp14">
+<w:endnotes xmlns:wpc="http://schemas.microsoft.com/office/word/2010/wordprocessingCanvas" xmlns:cx="http://schemas.microsoft.com/office/drawing/2014/chartex" xmlns:cx1="http://schemas.microsoft.com/office/drawing/2015/9/8/chartex" xmlns:cx2="http://schemas.microsoft.com/office/drawing/2015/10/21/chartex" xmlns:cx3="http://schemas.microsoft.com/office/drawing/2016/5/9/chartex" xmlns:cx4="http://schemas.microsoft.com/office/drawing/2016/5/10/chartex" xmlns:cx5="http://schemas.microsoft.com/office/drawing/2016/5/11/chartex" xmlns:cx6="http://schemas.microsoft.com/office/drawing/2016/5/12/chartex" xmlns:cx7="http://schemas.microsoft.com/office/drawing/2016/5/13/chartex" xmlns:cx8="http://schemas.microsoft.com/office/drawing/2016/5/14/chartex" xmlns:mc="http://schemas.openxmlformats.org/markup-compatibility/2006" xmlns:aink="http://schemas.microsoft.com/office/drawing/2016/ink" xmlns:am3d="http://schemas.microsoft.com/office/drawing/2017/model3d" xmlns:o="urn:schemas-microsoft-com:office:office" xmlns:oel="http://schemas.microsoft.com/office/2019/extlst" xmlns:r="http://schemas.openxmlformats.org/officeDocument/2006/relationships" xmlns:m="http://schemas.openxmlformats.org/officeDocument/2006/math" xmlns:v="urn:schemas-microsoft-com:vml" xmlns:wp14="http://schemas.microsoft.com/office/word/2010/wordprocessingDrawing" xmlns:wp="http://schemas.openxmlformats.org/drawingml/2006/wordprocessingDrawing" xmlns:w10="urn:schemas-microsoft-com:office:word" xmlns:w="http://schemas.openxmlformats.org/wordprocessingml/2006/main" xmlns:w14="http://schemas.microsoft.com/office/word/2010/wordml" xmlns:w15="http://schemas.microsoft.com/office/word/2012/wordml" xmlns:w16cex="http://schemas.microsoft.com/office/word/2018/wordml/cex" xmlns:w16cid="http://schemas.microsoft.com/office/word/2016/wordml/cid" xmlns:w16="http://schemas.microsoft.com/office/word/2018/wordml" xmlns:w16sdtdh="http://schemas.microsoft.com/office/word/2020/wordml/sdtdatahash" xmlns:w16se="http://schemas.microsoft.com/office/word/2015/wordml/symex" xmlns:wpg="http://schemas.microsoft.com/office/word/2010/wordprocessingGroup" xmlns:wpi="http://schemas.microsoft.com/office/word/2010/wordprocessingInk" xmlns:wne="http://schemas.microsoft.com/office/word/2006/wordml" xmlns:wps="http://schemas.microsoft.com/office/word/2010/wordprocessingShape" mc:Ignorable="w14 w15 w16se w16cid w16 w16cex w16sdtdh wp14">
   <w:endnote w:type="separator" w:id="-1">
     <w:p>
       <w:r>
@@ -958,7 +940,7 @@
 </file>
 
 <file path=word/footer1.xml><?xml version="1.0" encoding="utf-8"?>
-<w:ftr xmlns:wpc="http://schemas.microsoft.com/office/word/2010/wordprocessingCanvas" xmlns:cx="http://schemas.microsoft.com/office/drawing/2014/chartex" xmlns:cx1="http://schemas.microsoft.com/office/drawing/2015/9/8/chartex" xmlns:cx2="http://schemas.microsoft.com/office/drawing/2015/10/21/chartex" xmlns:cx3="http://schemas.microsoft.com/office/drawing/2016/5/9/chartex" xmlns:cx4="http://schemas.microsoft.com/office/drawing/2016/5/10/chartex" xmlns:cx5="http://schemas.microsoft.com/office/drawing/2016/5/11/chartex" xmlns:cx6="http://schemas.microsoft.com/office/drawing/2016/5/12/chartex" xmlns:cx7="http://schemas.microsoft.com/office/drawing/2016/5/13/chartex" xmlns:cx8="http://schemas.microsoft.com/office/drawing/2016/5/14/chartex" xmlns:mc="http://schemas.openxmlformats.org/markup-compatibility/2006" xmlns:aink="http://schemas.microsoft.com/office/drawing/2016/ink" xmlns:am3d="http://schemas.microsoft.com/office/drawing/2017/model3d" xmlns:o="urn:schemas-microsoft-com:office:office" xmlns:oel="http://schemas.microsoft.com/office/2019/extlst" xmlns:r="http://schemas.openxmlformats.org/officeDocument/2006/relationships" xmlns:m="http://schemas.openxmlformats.org/officeDocument/2006/math" xmlns:v="urn:schemas-microsoft-com:vml" xmlns:wp14="http://schemas.microsoft.com/office/word/2010/wordprocessingDrawing" xmlns:wp="http://schemas.openxmlformats.org/drawingml/2006/wordprocessingDrawing" xmlns:w10="urn:schemas-microsoft-com:office:word" xmlns:w="http://schemas.openxmlformats.org/wordprocessingml/2006/main" xmlns:w14="http://schemas.microsoft.com/office/word/2010/wordml" xmlns:w15="http://schemas.microsoft.com/office/word/2012/wordml" xmlns:w16cex="http://schemas.microsoft.com/office/word/2018/wordml/cex" xmlns:w16cid="http://schemas.microsoft.com/office/word/2016/wordml/cid" xmlns:w16="http://schemas.microsoft.com/office/word/2018/wordml" xmlns:w16du="http://schemas.microsoft.com/office/word/2023/wordml/word16du" xmlns:w16sdtdh="http://schemas.microsoft.com/office/word/2020/wordml/sdtdatahash" xmlns:w16se="http://schemas.microsoft.com/office/word/2015/wordml/symex" xmlns:wpg="http://schemas.microsoft.com/office/word/2010/wordprocessingGroup" xmlns:wpi="http://schemas.microsoft.com/office/word/2010/wordprocessingInk" xmlns:wne="http://schemas.microsoft.com/office/word/2006/wordml" xmlns:wps="http://schemas.microsoft.com/office/word/2010/wordprocessingShape" mc:Ignorable="w14 w15 w16se w16cid w16 w16cex w16sdtdh w16du wp14">
+<w:ftr xmlns:wpc="http://schemas.microsoft.com/office/word/2010/wordprocessingCanvas" xmlns:cx="http://schemas.microsoft.com/office/drawing/2014/chartex" xmlns:cx1="http://schemas.microsoft.com/office/drawing/2015/9/8/chartex" xmlns:cx2="http://schemas.microsoft.com/office/drawing/2015/10/21/chartex" xmlns:cx3="http://schemas.microsoft.com/office/drawing/2016/5/9/chartex" xmlns:cx4="http://schemas.microsoft.com/office/drawing/2016/5/10/chartex" xmlns:cx5="http://schemas.microsoft.com/office/drawing/2016/5/11/chartex" xmlns:cx6="http://schemas.microsoft.com/office/drawing/2016/5/12/chartex" xmlns:cx7="http://schemas.microsoft.com/office/drawing/2016/5/13/chartex" xmlns:cx8="http://schemas.microsoft.com/office/drawing/2016/5/14/chartex" xmlns:mc="http://schemas.openxmlformats.org/markup-compatibility/2006" xmlns:aink="http://schemas.microsoft.com/office/drawing/2016/ink" xmlns:am3d="http://schemas.microsoft.com/office/drawing/2017/model3d" xmlns:o="urn:schemas-microsoft-com:office:office" xmlns:oel="http://schemas.microsoft.com/office/2019/extlst" xmlns:r="http://schemas.openxmlformats.org/officeDocument/2006/relationships" xmlns:m="http://schemas.openxmlformats.org/officeDocument/2006/math" xmlns:v="urn:schemas-microsoft-com:vml" xmlns:wp14="http://schemas.microsoft.com/office/word/2010/wordprocessingDrawing" xmlns:wp="http://schemas.openxmlformats.org/drawingml/2006/wordprocessingDrawing" xmlns:w10="urn:schemas-microsoft-com:office:word" xmlns:w="http://schemas.openxmlformats.org/wordprocessingml/2006/main" xmlns:w14="http://schemas.microsoft.com/office/word/2010/wordml" xmlns:w15="http://schemas.microsoft.com/office/word/2012/wordml" xmlns:w16cex="http://schemas.microsoft.com/office/word/2018/wordml/cex" xmlns:w16cid="http://schemas.microsoft.com/office/word/2016/wordml/cid" xmlns:w16="http://schemas.microsoft.com/office/word/2018/wordml" xmlns:w16sdtdh="http://schemas.microsoft.com/office/word/2020/wordml/sdtdatahash" xmlns:w16se="http://schemas.microsoft.com/office/word/2015/wordml/symex" xmlns:wpg="http://schemas.microsoft.com/office/word/2010/wordprocessingGroup" xmlns:wpi="http://schemas.microsoft.com/office/word/2010/wordprocessingInk" xmlns:wne="http://schemas.microsoft.com/office/word/2006/wordml" xmlns:wps="http://schemas.microsoft.com/office/word/2010/wordprocessingShape" mc:Ignorable="w14 w15 w16se w16cid w16 w16cex w16sdtdh wp14">
   <w:p>
     <w:pPr>
       <w:pStyle w:val="Footer"/>
@@ -1300,7 +1282,7 @@
             </wp:anchor>
           </w:drawing>
         </mc:Choice>
-        <mc:Fallback>
+        <mc:Fallback xmlns:w16du="http://schemas.microsoft.com/office/word/2023/wordml/word16du">
           <w:pict>
             <v:shapetype w14:anchorId="7ACB1FAE" id="_x0000_t202" coordsize="21600,21600" o:spt="202" path="m,l,21600r21600,l21600,xe">
               <v:stroke joinstyle="miter"/>
@@ -1723,7 +1705,7 @@
             </wp:anchor>
           </w:drawing>
         </mc:Choice>
-        <mc:Fallback>
+        <mc:Fallback xmlns:w16du="http://schemas.microsoft.com/office/word/2023/wordml/word16du">
           <w:pict>
             <v:line w14:anchorId="23DA4A24" id="Straight Connector 19" o:spid="_x0000_s1026" style="position:absolute;flip:y;z-index:251659264;visibility:visible;mso-wrap-style:square;mso-width-percent:0;mso-height-percent:0;mso-wrap-distance-left:9pt;mso-wrap-distance-top:0;mso-wrap-distance-right:9pt;mso-wrap-distance-bottom:0;mso-position-horizontal:absolute;mso-position-horizontal-relative:text;mso-position-vertical:absolute;mso-position-vertical-relative:text;mso-width-percent:0;mso-height-percent:0;mso-width-relative:page;mso-height-relative:page" from="-.1pt,5.2pt" to="520.7pt,5.2pt" o:gfxdata="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" strokecolor="#974706 [1609]" strokeweight="1pt">
               <v:stroke endcap="round"/>
@@ -1945,7 +1927,7 @@
             </wp:anchor>
           </w:drawing>
         </mc:Choice>
-        <mc:Fallback>
+        <mc:Fallback xmlns:w16du="http://schemas.microsoft.com/office/word/2023/wordml/word16du">
           <w:pict>
             <v:shape w14:anchorId="0D7D8A2E" id="Text Box 4" o:spid="_x0000_s1027" type="#_x0000_t202" style="position:absolute;margin-left:444.65pt;margin-top:8.35pt;width:70.9pt;height:15.9pt;z-index:251661312;visibility:visible;mso-wrap-style:square;mso-width-percent:0;mso-height-percent:0;mso-wrap-distance-left:9pt;mso-wrap-distance-top:0;mso-wrap-distance-right:9pt;mso-wrap-distance-bottom:0;mso-position-horizontal:absolute;mso-position-horizontal-relative:text;mso-position-vertical:absolute;mso-position-vertical-relative:text;mso-width-percent:0;mso-height-percent:0;mso-width-relative:page;mso-height-relative:page;v-text-anchor:middle" o:gfxdata="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" filled="f" stroked="f" strokeweight=".5pt">
               <v:textbox inset="0,0,0,0">
@@ -2096,7 +2078,7 @@
 </file>
 
 <file path=word/footnotes.xml><?xml version="1.0" encoding="utf-8"?>
-<w:footnotes xmlns:wpc="http://schemas.microsoft.com/office/word/2010/wordprocessingCanvas" xmlns:cx="http://schemas.microsoft.com/office/drawing/2014/chartex" xmlns:cx1="http://schemas.microsoft.com/office/drawing/2015/9/8/chartex" xmlns:cx2="http://schemas.microsoft.com/office/drawing/2015/10/21/chartex" xmlns:cx3="http://schemas.microsoft.com/office/drawing/2016/5/9/chartex" xmlns:cx4="http://schemas.microsoft.com/office/drawing/2016/5/10/chartex" xmlns:cx5="http://schemas.microsoft.com/office/drawing/2016/5/11/chartex" xmlns:cx6="http://schemas.microsoft.com/office/drawing/2016/5/12/chartex" xmlns:cx7="http://schemas.microsoft.com/office/drawing/2016/5/13/chartex" xmlns:cx8="http://schemas.microsoft.com/office/drawing/2016/5/14/chartex" xmlns:mc="http://schemas.openxmlformats.org/markup-compatibility/2006" xmlns:aink="http://schemas.microsoft.com/office/drawing/2016/ink" xmlns:am3d="http://schemas.microsoft.com/office/drawing/2017/model3d" xmlns:o="urn:schemas-microsoft-com:office:office" xmlns:oel="http://schemas.microsoft.com/office/2019/extlst" xmlns:r="http://schemas.openxmlformats.org/officeDocument/2006/relationships" xmlns:m="http://schemas.openxmlformats.org/officeDocument/2006/math" xmlns:v="urn:schemas-microsoft-com:vml" xmlns:wp14="http://schemas.microsoft.com/office/word/2010/wordprocessingDrawing" xmlns:wp="http://schemas.openxmlformats.org/drawingml/2006/wordprocessingDrawing" xmlns:w10="urn:schemas-microsoft-com:office:word" xmlns:w="http://schemas.openxmlformats.org/wordprocessingml/2006/main" xmlns:w14="http://schemas.microsoft.com/office/word/2010/wordml" xmlns:w15="http://schemas.microsoft.com/office/word/2012/wordml" xmlns:w16cex="http://schemas.microsoft.com/office/word/2018/wordml/cex" xmlns:w16cid="http://schemas.microsoft.com/office/word/2016/wordml/cid" xmlns:w16="http://schemas.microsoft.com/office/word/2018/wordml" xmlns:w16du="http://schemas.microsoft.com/office/word/2023/wordml/word16du" xmlns:w16sdtdh="http://schemas.microsoft.com/office/word/2020/wordml/sdtdatahash" xmlns:w16se="http://schemas.microsoft.com/office/word/2015/wordml/symex" xmlns:wpg="http://schemas.microsoft.com/office/word/2010/wordprocessingGroup" xmlns:wpi="http://schemas.microsoft.com/office/word/2010/wordprocessingInk" xmlns:wne="http://schemas.microsoft.com/office/word/2006/wordml" xmlns:wps="http://schemas.microsoft.com/office/word/2010/wordprocessingShape" mc:Ignorable="w14 w15 w16se w16cid w16 w16cex w16sdtdh w16du wp14">
+<w:footnotes xmlns:wpc="http://schemas.microsoft.com/office/word/2010/wordprocessingCanvas" xmlns:cx="http://schemas.microsoft.com/office/drawing/2014/chartex" xmlns:cx1="http://schemas.microsoft.com/office/drawing/2015/9/8/chartex" xmlns:cx2="http://schemas.microsoft.com/office/drawing/2015/10/21/chartex" xmlns:cx3="http://schemas.microsoft.com/office/drawing/2016/5/9/chartex" xmlns:cx4="http://schemas.microsoft.com/office/drawing/2016/5/10/chartex" xmlns:cx5="http://schemas.microsoft.com/office/drawing/2016/5/11/chartex" xmlns:cx6="http://schemas.microsoft.com/office/drawing/2016/5/12/chartex" xmlns:cx7="http://schemas.microsoft.com/office/drawing/2016/5/13/chartex" xmlns:cx8="http://schemas.microsoft.com/office/drawing/2016/5/14/chartex" xmlns:mc="http://schemas.openxmlformats.org/markup-compatibility/2006" xmlns:aink="http://schemas.microsoft.com/office/drawing/2016/ink" xmlns:am3d="http://schemas.microsoft.com/office/drawing/2017/model3d" xmlns:o="urn:schemas-microsoft-com:office:office" xmlns:oel="http://schemas.microsoft.com/office/2019/extlst" xmlns:r="http://schemas.openxmlformats.org/officeDocument/2006/relationships" xmlns:m="http://schemas.openxmlformats.org/officeDocument/2006/math" xmlns:v="urn:schemas-microsoft-com:vml" xmlns:wp14="http://schemas.microsoft.com/office/word/2010/wordprocessingDrawing" xmlns:wp="http://schemas.openxmlformats.org/drawingml/2006/wordprocessingDrawing" xmlns:w10="urn:schemas-microsoft-com:office:word" xmlns:w="http://schemas.openxmlformats.org/wordprocessingml/2006/main" xmlns:w14="http://schemas.microsoft.com/office/word/2010/wordml" xmlns:w15="http://schemas.microsoft.com/office/word/2012/wordml" xmlns:w16cex="http://schemas.microsoft.com/office/word/2018/wordml/cex" xmlns:w16cid="http://schemas.microsoft.com/office/word/2016/wordml/cid" xmlns:w16="http://schemas.microsoft.com/office/word/2018/wordml" xmlns:w16sdtdh="http://schemas.microsoft.com/office/word/2020/wordml/sdtdatahash" xmlns:w16se="http://schemas.microsoft.com/office/word/2015/wordml/symex" xmlns:wpg="http://schemas.microsoft.com/office/word/2010/wordprocessingGroup" xmlns:wpi="http://schemas.microsoft.com/office/word/2010/wordprocessingInk" xmlns:wne="http://schemas.microsoft.com/office/word/2006/wordml" xmlns:wps="http://schemas.microsoft.com/office/word/2010/wordprocessingShape" mc:Ignorable="w14 w15 w16se w16cid w16 w16cex w16sdtdh wp14">
   <w:footnote w:type="separator" w:id="-1">
     <w:p>
       <w:r>
@@ -2115,7 +2097,7 @@
 </file>
 
 <file path=word/header1.xml><?xml version="1.0" encoding="utf-8"?>
-<w:hdr xmlns:wpc="http://schemas.microsoft.com/office/word/2010/wordprocessingCanvas" xmlns:cx="http://schemas.microsoft.com/office/drawing/2014/chartex" xmlns:cx1="http://schemas.microsoft.com/office/drawing/2015/9/8/chartex" xmlns:cx2="http://schemas.microsoft.com/office/drawing/2015/10/21/chartex" xmlns:cx3="http://schemas.microsoft.com/office/drawing/2016/5/9/chartex" xmlns:cx4="http://schemas.microsoft.com/office/drawing/2016/5/10/chartex" xmlns:cx5="http://schemas.microsoft.com/office/drawing/2016/5/11/chartex" xmlns:cx6="http://schemas.microsoft.com/office/drawing/2016/5/12/chartex" xmlns:cx7="http://schemas.microsoft.com/office/drawing/2016/5/13/chartex" xmlns:cx8="http://schemas.microsoft.com/office/drawing/2016/5/14/chartex" xmlns:mc="http://schemas.openxmlformats.org/markup-compatibility/2006" xmlns:aink="http://schemas.microsoft.com/office/drawing/2016/ink" xmlns:am3d="http://schemas.microsoft.com/office/drawing/2017/model3d" xmlns:o="urn:schemas-microsoft-com:office:office" xmlns:oel="http://schemas.microsoft.com/office/2019/extlst" xmlns:r="http://schemas.openxmlformats.org/officeDocument/2006/relationships" xmlns:m="http://schemas.openxmlformats.org/officeDocument/2006/math" xmlns:v="urn:schemas-microsoft-com:vml" xmlns:wp14="http://schemas.microsoft.com/office/word/2010/wordprocessingDrawing" xmlns:wp="http://schemas.openxmlformats.org/drawingml/2006/wordprocessingDrawing" xmlns:w10="urn:schemas-microsoft-com:office:word" xmlns:w="http://schemas.openxmlformats.org/wordprocessingml/2006/main" xmlns:w14="http://schemas.microsoft.com/office/word/2010/wordml" xmlns:w15="http://schemas.microsoft.com/office/word/2012/wordml" xmlns:w16cex="http://schemas.microsoft.com/office/word/2018/wordml/cex" xmlns:w16cid="http://schemas.microsoft.com/office/word/2016/wordml/cid" xmlns:w16="http://schemas.microsoft.com/office/word/2018/wordml" xmlns:w16du="http://schemas.microsoft.com/office/word/2023/wordml/word16du" xmlns:w16sdtdh="http://schemas.microsoft.com/office/word/2020/wordml/sdtdatahash" xmlns:w16se="http://schemas.microsoft.com/office/word/2015/wordml/symex" xmlns:wpg="http://schemas.microsoft.com/office/word/2010/wordprocessingGroup" xmlns:wpi="http://schemas.microsoft.com/office/word/2010/wordprocessingInk" xmlns:wne="http://schemas.microsoft.com/office/word/2006/wordml" xmlns:wps="http://schemas.microsoft.com/office/word/2010/wordprocessingShape" mc:Ignorable="w14 w15 w16se w16cid w16 w16cex w16sdtdh w16du wp14">
+<w:hdr xmlns:wpc="http://schemas.microsoft.com/office/word/2010/wordprocessingCanvas" xmlns:cx="http://schemas.microsoft.com/office/drawing/2014/chartex" xmlns:cx1="http://schemas.microsoft.com/office/drawing/2015/9/8/chartex" xmlns:cx2="http://schemas.microsoft.com/office/drawing/2015/10/21/chartex" xmlns:cx3="http://schemas.microsoft.com/office/drawing/2016/5/9/chartex" xmlns:cx4="http://schemas.microsoft.com/office/drawing/2016/5/10/chartex" xmlns:cx5="http://schemas.microsoft.com/office/drawing/2016/5/11/chartex" xmlns:cx6="http://schemas.microsoft.com/office/drawing/2016/5/12/chartex" xmlns:cx7="http://schemas.microsoft.com/office/drawing/2016/5/13/chartex" xmlns:cx8="http://schemas.microsoft.com/office/drawing/2016/5/14/chartex" xmlns:mc="http://schemas.openxmlformats.org/markup-compatibility/2006" xmlns:aink="http://schemas.microsoft.com/office/drawing/2016/ink" xmlns:am3d="http://schemas.microsoft.com/office/drawing/2017/model3d" xmlns:o="urn:schemas-microsoft-com:office:office" xmlns:oel="http://schemas.microsoft.com/office/2019/extlst" xmlns:r="http://schemas.openxmlformats.org/officeDocument/2006/relationships" xmlns:m="http://schemas.openxmlformats.org/officeDocument/2006/math" xmlns:v="urn:schemas-microsoft-com:vml" xmlns:wp14="http://schemas.microsoft.com/office/word/2010/wordprocessingDrawing" xmlns:wp="http://schemas.openxmlformats.org/drawingml/2006/wordprocessingDrawing" xmlns:w10="urn:schemas-microsoft-com:office:word" xmlns:w="http://schemas.openxmlformats.org/wordprocessingml/2006/main" xmlns:w14="http://schemas.microsoft.com/office/word/2010/wordml" xmlns:w15="http://schemas.microsoft.com/office/word/2012/wordml" xmlns:w16cex="http://schemas.microsoft.com/office/word/2018/wordml/cex" xmlns:w16cid="http://schemas.microsoft.com/office/word/2016/wordml/cid" xmlns:w16="http://schemas.microsoft.com/office/word/2018/wordml" xmlns:w16sdtdh="http://schemas.microsoft.com/office/word/2020/wordml/sdtdatahash" xmlns:w16se="http://schemas.microsoft.com/office/word/2015/wordml/symex" xmlns:wpg="http://schemas.microsoft.com/office/word/2010/wordprocessingGroup" xmlns:wpi="http://schemas.microsoft.com/office/word/2010/wordprocessingInk" xmlns:wne="http://schemas.microsoft.com/office/word/2006/wordml" xmlns:wps="http://schemas.microsoft.com/office/word/2010/wordprocessingShape" mc:Ignorable="w14 w15 w16se w16cid w16 w16cex w16sdtdh wp14">
   <w:p>
     <w:pPr>
       <w:pStyle w:val="Header"/>
@@ -2126,7 +2108,7 @@
 </file>
 
 <file path=word/numbering.xml><?xml version="1.0" encoding="utf-8"?>
-<w:numbering xmlns:wpc="http://schemas.microsoft.com/office/word/2010/wordprocessingCanvas" xmlns:cx="http://schemas.microsoft.com/office/drawing/2014/chartex" xmlns:cx1="http://schemas.microsoft.com/office/drawing/2015/9/8/chartex" xmlns:cx2="http://schemas.microsoft.com/office/drawing/2015/10/21/chartex" xmlns:cx3="http://schemas.microsoft.com/office/drawing/2016/5/9/chartex" xmlns:cx4="http://schemas.microsoft.com/office/drawing/2016/5/10/chartex" xmlns:cx5="http://schemas.microsoft.com/office/drawing/2016/5/11/chartex" xmlns:cx6="http://schemas.microsoft.com/office/drawing/2016/5/12/chartex" xmlns:cx7="http://schemas.microsoft.com/office/drawing/2016/5/13/chartex" xmlns:cx8="http://schemas.microsoft.com/office/drawing/2016/5/14/chartex" xmlns:mc="http://schemas.openxmlformats.org/markup-compatibility/2006" xmlns:aink="http://schemas.microsoft.com/office/drawing/2016/ink" xmlns:am3d="http://schemas.microsoft.com/office/drawing/2017/model3d" xmlns:o="urn:schemas-microsoft-com:office:office" xmlns:oel="http://schemas.microsoft.com/office/2019/extlst" xmlns:r="http://schemas.openxmlformats.org/officeDocument/2006/relationships" xmlns:m="http://schemas.openxmlformats.org/officeDocument/2006/math" xmlns:v="urn:schemas-microsoft-com:vml" xmlns:wp14="http://schemas.microsoft.com/office/word/2010/wordprocessingDrawing" xmlns:wp="http://schemas.openxmlformats.org/drawingml/2006/wordprocessingDrawing" xmlns:w10="urn:schemas-microsoft-com:office:word" xmlns:w="http://schemas.openxmlformats.org/wordprocessingml/2006/main" xmlns:w14="http://schemas.microsoft.com/office/word/2010/wordml" xmlns:w15="http://schemas.microsoft.com/office/word/2012/wordml" xmlns:w16cex="http://schemas.microsoft.com/office/word/2018/wordml/cex" xmlns:w16cid="http://schemas.microsoft.com/office/word/2016/wordml/cid" xmlns:w16="http://schemas.microsoft.com/office/word/2018/wordml" xmlns:w16du="http://schemas.microsoft.com/office/word/2023/wordml/word16du" xmlns:w16sdtdh="http://schemas.microsoft.com/office/word/2020/wordml/sdtdatahash" xmlns:w16se="http://schemas.microsoft.com/office/word/2015/wordml/symex" xmlns:wpg="http://schemas.microsoft.com/office/word/2010/wordprocessingGroup" xmlns:wpi="http://schemas.microsoft.com/office/word/2010/wordprocessingInk" xmlns:wne="http://schemas.microsoft.com/office/word/2006/wordml" xmlns:wps="http://schemas.microsoft.com/office/word/2010/wordprocessingShape" mc:Ignorable="w14 w15 w16se w16cid w16 w16cex w16sdtdh w16du wp14">
+<w:numbering xmlns:wpc="http://schemas.microsoft.com/office/word/2010/wordprocessingCanvas" xmlns:cx="http://schemas.microsoft.com/office/drawing/2014/chartex" xmlns:cx1="http://schemas.microsoft.com/office/drawing/2015/9/8/chartex" xmlns:cx2="http://schemas.microsoft.com/office/drawing/2015/10/21/chartex" xmlns:cx3="http://schemas.microsoft.com/office/drawing/2016/5/9/chartex" xmlns:cx4="http://schemas.microsoft.com/office/drawing/2016/5/10/chartex" xmlns:cx5="http://schemas.microsoft.com/office/drawing/2016/5/11/chartex" xmlns:cx6="http://schemas.microsoft.com/office/drawing/2016/5/12/chartex" xmlns:cx7="http://schemas.microsoft.com/office/drawing/2016/5/13/chartex" xmlns:cx8="http://schemas.microsoft.com/office/drawing/2016/5/14/chartex" xmlns:mc="http://schemas.openxmlformats.org/markup-compatibility/2006" xmlns:aink="http://schemas.microsoft.com/office/drawing/2016/ink" xmlns:am3d="http://schemas.microsoft.com/office/drawing/2017/model3d" xmlns:o="urn:schemas-microsoft-com:office:office" xmlns:oel="http://schemas.microsoft.com/office/2019/extlst" xmlns:r="http://schemas.openxmlformats.org/officeDocument/2006/relationships" xmlns:m="http://schemas.openxmlformats.org/officeDocument/2006/math" xmlns:v="urn:schemas-microsoft-com:vml" xmlns:wp14="http://schemas.microsoft.com/office/word/2010/wordprocessingDrawing" xmlns:wp="http://schemas.openxmlformats.org/drawingml/2006/wordprocessingDrawing" xmlns:w10="urn:schemas-microsoft-com:office:word" xmlns:w="http://schemas.openxmlformats.org/wordprocessingml/2006/main" xmlns:w14="http://schemas.microsoft.com/office/word/2010/wordml" xmlns:w15="http://schemas.microsoft.com/office/word/2012/wordml" xmlns:w16cex="http://schemas.microsoft.com/office/word/2018/wordml/cex" xmlns:w16cid="http://schemas.microsoft.com/office/word/2016/wordml/cid" xmlns:w16="http://schemas.microsoft.com/office/word/2018/wordml" xmlns:w16sdtdh="http://schemas.microsoft.com/office/word/2020/wordml/sdtdatahash" xmlns:w16se="http://schemas.microsoft.com/office/word/2015/wordml/symex" xmlns:wpg="http://schemas.microsoft.com/office/word/2010/wordprocessingGroup" xmlns:wpi="http://schemas.microsoft.com/office/word/2010/wordprocessingInk" xmlns:wne="http://schemas.microsoft.com/office/word/2006/wordml" xmlns:wps="http://schemas.microsoft.com/office/word/2010/wordprocessingShape" mc:Ignorable="w14 w15 w16se w16cid w16 w16cex w16sdtdh wp14">
   <w:abstractNum w:abstractNumId="0" w15:restartNumberingAfterBreak="0">
     <w:nsid w:val="010378D2"/>
     <w:multiLevelType w:val="hybridMultilevel"/>
@@ -4177,16 +4159,8 @@
 </w:numbering>
 </file>
 
-<file path=word/people.xml><?xml version="1.0" encoding="utf-8"?>
-<w15:people xmlns:wpc="http://schemas.microsoft.com/office/word/2010/wordprocessingCanvas" xmlns:cx="http://schemas.microsoft.com/office/drawing/2014/chartex" xmlns:cx1="http://schemas.microsoft.com/office/drawing/2015/9/8/chartex" xmlns:cx2="http://schemas.microsoft.com/office/drawing/2015/10/21/chartex" xmlns:cx3="http://schemas.microsoft.com/office/drawing/2016/5/9/chartex" xmlns:cx4="http://schemas.microsoft.com/office/drawing/2016/5/10/chartex" xmlns:cx5="http://schemas.microsoft.com/office/drawing/2016/5/11/chartex" xmlns:cx6="http://schemas.microsoft.com/office/drawing/2016/5/12/chartex" xmlns:cx7="http://schemas.microsoft.com/office/drawing/2016/5/13/chartex" xmlns:cx8="http://schemas.microsoft.com/office/drawing/2016/5/14/chartex" xmlns:mc="http://schemas.openxmlformats.org/markup-compatibility/2006" xmlns:aink="http://schemas.microsoft.com/office/drawing/2016/ink" xmlns:am3d="http://schemas.microsoft.com/office/drawing/2017/model3d" xmlns:o="urn:schemas-microsoft-com:office:office" xmlns:oel="http://schemas.microsoft.com/office/2019/extlst" xmlns:r="http://schemas.openxmlformats.org/officeDocument/2006/relationships" xmlns:m="http://schemas.openxmlformats.org/officeDocument/2006/math" xmlns:v="urn:schemas-microsoft-com:vml" xmlns:wp14="http://schemas.microsoft.com/office/word/2010/wordprocessingDrawing" xmlns:wp="http://schemas.openxmlformats.org/drawingml/2006/wordprocessingDrawing" xmlns:w10="urn:schemas-microsoft-com:office:word" xmlns:w="http://schemas.openxmlformats.org/wordprocessingml/2006/main" xmlns:w14="http://schemas.microsoft.com/office/word/2010/wordml" xmlns:w15="http://schemas.microsoft.com/office/word/2012/wordml" xmlns:w16cex="http://schemas.microsoft.com/office/word/2018/wordml/cex" xmlns:w16cid="http://schemas.microsoft.com/office/word/2016/wordml/cid" xmlns:w16="http://schemas.microsoft.com/office/word/2018/wordml" xmlns:w16du="http://schemas.microsoft.com/office/word/2023/wordml/word16du" xmlns:w16sdtdh="http://schemas.microsoft.com/office/word/2020/wordml/sdtdatahash" xmlns:w16se="http://schemas.microsoft.com/office/word/2015/wordml/symex" xmlns:wpg="http://schemas.microsoft.com/office/word/2010/wordprocessingGroup" xmlns:wpi="http://schemas.microsoft.com/office/word/2010/wordprocessingInk" xmlns:wne="http://schemas.microsoft.com/office/word/2006/wordml" xmlns:wps="http://schemas.microsoft.com/office/word/2010/wordprocessingShape" mc:Ignorable="w14 w15 w16se w16cid w16 w16cex w16sdtdh w16du wp14">
-  <w15:person w15:author="Zaraliev">
-    <w15:presenceInfo w15:providerId="AD" w15:userId="S::Zaraliev@students.softuni.bg::e1c6524a-140e-4108-9ad5-216363431969"/>
-  </w15:person>
-</w15:people>
-</file>
-
 <file path=word/styles.xml><?xml version="1.0" encoding="utf-8"?>
-<w:styles xmlns:mc="http://schemas.openxmlformats.org/markup-compatibility/2006" xmlns:r="http://schemas.openxmlformats.org/officeDocument/2006/relationships" xmlns:w="http://schemas.openxmlformats.org/wordprocessingml/2006/main" xmlns:w14="http://schemas.microsoft.com/office/word/2010/wordml" xmlns:w15="http://schemas.microsoft.com/office/word/2012/wordml" xmlns:w16cex="http://schemas.microsoft.com/office/word/2018/wordml/cex" xmlns:w16cid="http://schemas.microsoft.com/office/word/2016/wordml/cid" xmlns:w16="http://schemas.microsoft.com/office/word/2018/wordml" xmlns:w16du="http://schemas.microsoft.com/office/word/2023/wordml/word16du" xmlns:w16sdtdh="http://schemas.microsoft.com/office/word/2020/wordml/sdtdatahash" xmlns:w16se="http://schemas.microsoft.com/office/word/2015/wordml/symex" mc:Ignorable="w14 w15 w16se w16cid w16 w16cex w16sdtdh w16du">
+<w:styles xmlns:mc="http://schemas.openxmlformats.org/markup-compatibility/2006" xmlns:r="http://schemas.openxmlformats.org/officeDocument/2006/relationships" xmlns:w="http://schemas.openxmlformats.org/wordprocessingml/2006/main" xmlns:w14="http://schemas.microsoft.com/office/word/2010/wordml" xmlns:w15="http://schemas.microsoft.com/office/word/2012/wordml" xmlns:w16cex="http://schemas.microsoft.com/office/word/2018/wordml/cex" xmlns:w16cid="http://schemas.microsoft.com/office/word/2016/wordml/cid" xmlns:w16="http://schemas.microsoft.com/office/word/2018/wordml" xmlns:w16sdtdh="http://schemas.microsoft.com/office/word/2020/wordml/sdtdatahash" xmlns:w16se="http://schemas.microsoft.com/office/word/2015/wordml/symex" mc:Ignorable="w14 w15 w16se w16cid w16 w16cex w16sdtdh">
   <w:docDefaults>
     <w:rPrDefault>
       <w:rPr>
@@ -4614,7 +4588,7 @@
       <w:color w:val="642D08"/>
       <w:sz w:val="44"/>
       <w:szCs w:val="32"/>
-      <w:lang w:val="en-US" w:eastAsia="en-US"/>
+      <w:lang w:eastAsia="en-US"/>
     </w:rPr>
   </w:style>
   <w:style w:type="paragraph" w:styleId="Heading2">
@@ -4665,7 +4639,7 @@
       <w:color w:val="8F400B"/>
       <w:sz w:val="32"/>
       <w:szCs w:val="32"/>
-      <w:lang w:val="en-US" w:eastAsia="en-US"/>
+      <w:lang w:eastAsia="en-US"/>
     </w:rPr>
   </w:style>
   <w:style w:type="paragraph" w:styleId="Heading4">
@@ -4690,7 +4664,7 @@
       <w:color w:val="A34A0D"/>
       <w:sz w:val="28"/>
       <w:szCs w:val="22"/>
-      <w:lang w:val="en-US" w:eastAsia="en-US"/>
+      <w:lang w:eastAsia="en-US"/>
     </w:rPr>
   </w:style>
   <w:style w:type="paragraph" w:styleId="Heading5">
@@ -4715,7 +4689,7 @@
       <w:color w:val="B2500E"/>
       <w:sz w:val="22"/>
       <w:szCs w:val="22"/>
-      <w:lang w:val="en-US" w:eastAsia="en-US"/>
+      <w:lang w:eastAsia="en-US"/>
     </w:rPr>
   </w:style>
   <w:style w:type="character" w:default="1" w:styleId="DefaultParagraphFont">
@@ -4763,7 +4737,7 @@
       <w:rFonts w:asciiTheme="minorHAnsi" w:eastAsiaTheme="minorHAnsi" w:hAnsiTheme="minorHAnsi" w:cstheme="minorBidi"/>
       <w:sz w:val="22"/>
       <w:szCs w:val="22"/>
-      <w:lang w:val="en-US" w:eastAsia="en-US"/>
+      <w:lang w:eastAsia="en-US"/>
     </w:rPr>
   </w:style>
   <w:style w:type="character" w:customStyle="1" w:styleId="HeaderChar">
@@ -4791,7 +4765,7 @@
       <w:rFonts w:asciiTheme="minorHAnsi" w:eastAsiaTheme="minorHAnsi" w:hAnsiTheme="minorHAnsi" w:cstheme="minorBidi"/>
       <w:sz w:val="22"/>
       <w:szCs w:val="22"/>
-      <w:lang w:val="en-US" w:eastAsia="en-US"/>
+      <w:lang w:eastAsia="en-US"/>
     </w:rPr>
   </w:style>
   <w:style w:type="character" w:customStyle="1" w:styleId="FooterChar">
@@ -4816,7 +4790,7 @@
       <w:rFonts w:ascii="Tahoma" w:eastAsiaTheme="minorHAnsi" w:hAnsi="Tahoma" w:cs="Tahoma"/>
       <w:sz w:val="16"/>
       <w:szCs w:val="16"/>
-      <w:lang w:val="en-US" w:eastAsia="en-US"/>
+      <w:lang w:eastAsia="en-US"/>
     </w:rPr>
   </w:style>
   <w:style w:type="character" w:customStyle="1" w:styleId="BalloonTextChar">
@@ -4884,7 +4858,7 @@
       <w:spacing w:before="100" w:beforeAutospacing="1" w:after="100" w:afterAutospacing="1"/>
     </w:pPr>
     <w:rPr>
-      <w:lang w:val="en-US" w:eastAsia="en-US"/>
+      <w:lang w:eastAsia="en-US"/>
     </w:rPr>
   </w:style>
   <w:style w:type="character" w:styleId="Strong">
@@ -4942,7 +4916,7 @@
       <w:rFonts w:asciiTheme="minorHAnsi" w:eastAsiaTheme="minorHAnsi" w:hAnsiTheme="minorHAnsi" w:cstheme="minorBidi"/>
       <w:sz w:val="22"/>
       <w:szCs w:val="22"/>
-      <w:lang w:val="en-US" w:eastAsia="en-US"/>
+      <w:lang w:eastAsia="en-US"/>
     </w:rPr>
   </w:style>
   <w:style w:type="character" w:styleId="FollowedHyperlink">
@@ -4985,7 +4959,7 @@
       <w:noProof/>
       <w:sz w:val="22"/>
       <w:szCs w:val="22"/>
-      <w:lang w:val="en-US" w:eastAsia="en-US"/>
+      <w:lang w:eastAsia="en-US"/>
     </w:rPr>
   </w:style>
   <w:style w:type="character" w:customStyle="1" w:styleId="CodeChar">
@@ -5035,7 +5009,7 @@
       <w:rFonts w:asciiTheme="minorHAnsi" w:eastAsiaTheme="minorHAnsi" w:hAnsiTheme="minorHAnsi" w:cs="FreeSans"/>
       <w:sz w:val="22"/>
       <w:szCs w:val="22"/>
-      <w:lang w:val="en-US" w:eastAsia="en-US"/>
+      <w:lang w:eastAsia="en-US"/>
     </w:rPr>
   </w:style>
   <w:style w:type="character" w:customStyle="1" w:styleId="ListParagraphChar">
@@ -5095,7 +5069,7 @@
       <w:rFonts w:asciiTheme="minorHAnsi" w:eastAsiaTheme="minorHAnsi" w:hAnsiTheme="minorHAnsi" w:cstheme="minorBidi"/>
       <w:sz w:val="20"/>
       <w:szCs w:val="20"/>
-      <w:lang w:val="en-US" w:eastAsia="en-US"/>
+      <w:lang w:eastAsia="en-US"/>
     </w:rPr>
   </w:style>
   <w:style w:type="character" w:customStyle="1" w:styleId="CommentTextChar">

--- a/Courses/Software-Sciences/IT-Module-3-Web-Design/17-Practical-Project-Defense/17-Practical-Project-Defense.docx
+++ b/Courses/Software-Sciences/IT-Module-3-Web-Design/17-Practical-Project-Defense/17-Practical-Project-Defense.docx
@@ -53,9 +53,9 @@
           <w:noProof/>
         </w:rPr>
         <w:drawing>
-          <wp:inline distT="0" distB="0" distL="0" distR="0" wp14:anchorId="73F5C6D6" wp14:editId="3EF4FEE3">
-            <wp:extent cx="1065886" cy="497260"/>
-            <wp:effectExtent l="0" t="0" r="1270" b="0"/>
+          <wp:inline distT="0" distB="0" distL="0" distR="0" wp14:anchorId="73F5C6D6" wp14:editId="4C431A9D">
+            <wp:extent cx="1065886" cy="477023"/>
+            <wp:effectExtent l="0" t="0" r="1270" b="5715"/>
             <wp:docPr id="470543985" name="Picture 1"/>
             <wp:cNvGraphicFramePr>
               <a:graphicFrameLocks xmlns:a="http://schemas.openxmlformats.org/drawingml/2006/main" noChangeAspect="1"/>
@@ -84,7 +84,7 @@
                   <pic:spPr bwMode="auto">
                     <a:xfrm>
                       <a:off x="0" y="0"/>
-                      <a:ext cx="1065886" cy="497260"/>
+                      <a:ext cx="1065886" cy="477023"/>
                     </a:xfrm>
                     <a:prstGeom prst="rect">
                       <a:avLst/>
